--- a/db/seed-assets/contract-templates/NVO/NVO-HD-04_Hop_dong_thiet_ke_san_xuat_lap_dat_noi_that.docx
+++ b/db/seed-assets/contract-templates/NVO/NVO-HD-04_Hop_dong_thiet_ke_san_xuat_lap_dat_noi_that.docx
@@ -143,7 +143,7 @@
                 <w:sz w:val="24"/>
                 <w:szCs w:val="24"/>
               </w:rPr>
-              <w:t xml:space="preserve">……………, ngày {ngay_ky_ngay} tháng {ngay_ky_thang} năm {ngay_ky_nam}</w:t>
+              <w:t xml:space="preserve">{o_1}, ngày {ngay_ky_ngay} tháng {ngay_ky_thang} năm {ngay_ky_nam}</w:t>
             </w:r>
           </w:p>
         </w:tc>
@@ -193,7 +193,7 @@
           <w:sz w:val="26"/>
           <w:szCs w:val="26"/>
         </w:rPr>
-        <w:t xml:space="preserve">Công trình: {ten_hop_dong} – Địa chỉ: ……………………………………</w:t>
+        <w:t xml:space="preserve">Công trình: {ten_hop_dong} – Địa chỉ: {o_2}</w:t>
       </w:r>
     </w:p>
     <w:p>
@@ -318,7 +318,7 @@
           <w:sz w:val="26"/>
           <w:szCs w:val="26"/>
         </w:rPr>
-        <w:t xml:space="preserve">Hôm nay, ngày {ngay_ky_ngay} tháng {ngay_ky_thang} năm {ngay_ky_nam}, tại ……………………………………, chúng tôi gồm:</w:t>
+        <w:t xml:space="preserve">Hôm nay, ngày {ngay_ky_ngay} tháng {ngay_ky_thang} năm {ngay_ky_nam}, tại {o_3}, chúng tôi gồm:</w:t>
       </w:r>
     </w:p>
     <w:p>
@@ -367,7 +367,7 @@
           <w:sz w:val="26"/>
           <w:szCs w:val="26"/>
         </w:rPr>
-        <w:t xml:space="preserve">Ông/Bà: …………………………………  Ngày sinh: ……/……/………</w:t>
+        <w:t xml:space="preserve">Ông/Bà: {o_4}  Ngày sinh: {o_5}</w:t>
       </w:r>
     </w:p>
     <w:p>
@@ -382,7 +382,7 @@
           <w:sz w:val="26"/>
           <w:szCs w:val="26"/>
         </w:rPr>
-        <w:t xml:space="preserve">Số định danh cá nhân/CCCD: ……………………… cấp ngày ……/……/……… tại ……………………</w:t>
+        <w:t xml:space="preserve">Số định danh cá nhân/CCCD: {o_6} cấp ngày {o_7} tại {o_8}</w:t>
       </w:r>
     </w:p>
     <w:p>
@@ -536,7 +536,7 @@
           <w:sz w:val="26"/>
           <w:szCs w:val="26"/>
         </w:rPr>
-        <w:t xml:space="preserve">(Hoặc người được ủy quyền: ……………………… – Chức vụ: ……………… – theo Giấy ủy quyền số ……… ngày ……/……/………)</w:t>
+        <w:t xml:space="preserve">(Hoặc người được ủy quyền: {o_9} – Chức vụ: {o_10} – theo Giấy ủy quyền số {o_11} ngày {o_12})</w:t>
       </w:r>
     </w:p>
     <w:p>
@@ -643,30 +643,7 @@
         <w:jc w:val="both"/>
       </w:pPr>
       <w:r>
-        <w:rPr>
-          <w:rFonts w:ascii="Times New Roman" w:cs="Times New Roman" w:eastAsia="Times New Roman" w:hAnsi="Times New Roman"/>
-          <w:sz w:val="26"/>
-          <w:szCs w:val="26"/>
-        </w:rPr>
-        <w:t xml:space="preserve">☐ </w:t>
-      </w:r>
-      <w:r>
-        <w:rPr>
-          <w:rFonts w:ascii="Times New Roman" w:cs="Times New Roman" w:eastAsia="Times New Roman" w:hAnsi="Times New Roman"/>
-          <w:b/>
-          <w:bCs/>
-          <w:sz w:val="26"/>
-          <w:szCs w:val="26"/>
-        </w:rPr>
-        <w:t xml:space="preserve">Phương án A:</w:t>
-      </w:r>
-      <w:r>
-        <w:rPr>
-          <w:rFonts w:ascii="Times New Roman" w:cs="Times New Roman" w:eastAsia="Times New Roman" w:hAnsi="Times New Roman"/>
-          <w:sz w:val="26"/>
-          <w:szCs w:val="26"/>
-        </w:rPr>
-        <w:t xml:space="preserve"> Thiết kế 3D + sản xuất + lắp đặt (phí thiết kế ……… đồng, được khấu trừ …… % nếu Bên A ký sản xuất).</w:t>
+        <w:t xml:space="preserve">{#pa_1_a}</w:t>
       </w:r>
     </w:p>
     <w:p>
@@ -685,7 +662,7 @@
           <w:sz w:val="26"/>
           <w:szCs w:val="26"/>
         </w:rPr>
-        <w:t xml:space="preserve">☐ </w:t>
+        <w:t xml:space="preserve">{pa_1_a_o} </w:t>
       </w:r>
       <w:r>
         <w:rPr>
@@ -695,209 +672,15 @@
           <w:sz w:val="26"/>
           <w:szCs w:val="26"/>
         </w:rPr>
-        <w:t xml:space="preserve">Phương án B:</w:t>
-      </w:r>
-      <w:r>
-        <w:rPr>
-          <w:rFonts w:ascii="Times New Roman" w:cs="Times New Roman" w:eastAsia="Times New Roman" w:hAnsi="Times New Roman"/>
-          <w:sz w:val="26"/>
-          <w:szCs w:val="26"/>
-        </w:rPr>
-        <w:t xml:space="preserve"> Chỉ sản xuất và lắp đặt theo bản vẽ do Bên A cung cấp.</w:t>
-      </w:r>
-    </w:p>
-    <w:p>
-      <w:pPr>
-        <w:spacing w:after="80" w:before="40" w:line="288"/>
-        <w:jc w:val="both"/>
-      </w:pPr>
-      <w:r>
-        <w:rPr>
-          <w:rFonts w:ascii="Times New Roman" w:cs="Times New Roman" w:eastAsia="Times New Roman" w:hAnsi="Times New Roman"/>
-          <w:sz w:val="26"/>
-          <w:szCs w:val="26"/>
-        </w:rPr>
-        <w:t xml:space="preserve">1.3. Không bao gồm: thiết bị điện tử, thiết bị bếp (bếp, hút mùi, lò…), đá ốp, kính, rèm, đèn trang trí và đấu nối điện nước, trừ khi được liệt kê tại Phụ lục 01.</w:t>
-      </w:r>
-    </w:p>
-    <w:p>
-      <w:pPr>
-        <w:pStyle w:val="Heading2"/>
-        <w:keepNext/>
-        <w:spacing w:after="80" w:before="200" w:line="288"/>
-        <w:jc w:val="both"/>
-      </w:pPr>
-      <w:r>
-        <w:rPr>
-          <w:rFonts w:ascii="Times New Roman" w:cs="Times New Roman" w:eastAsia="Times New Roman" w:hAnsi="Times New Roman"/>
-          <w:b/>
-          <w:bCs/>
-          <w:sz w:val="26"/>
-          <w:szCs w:val="26"/>
-        </w:rPr>
-        <w:t xml:space="preserve">Điều 2. Đo đạc, bản vẽ và mẫu vật liệu</w:t>
-      </w:r>
-    </w:p>
-    <w:p>
-      <w:pPr>
-        <w:spacing w:after="80" w:before="40" w:line="288"/>
-        <w:jc w:val="both"/>
-      </w:pPr>
-      <w:r>
-        <w:rPr>
-          <w:rFonts w:ascii="Times New Roman" w:cs="Times New Roman" w:eastAsia="Times New Roman" w:hAnsi="Times New Roman"/>
-          <w:sz w:val="26"/>
-          <w:szCs w:val="26"/>
-        </w:rPr>
-        <w:t xml:space="preserve">2.1. Bên B đo đạc hiện trạng sau khi Bên A hoàn thiện trần, sàn, tường, điểm chờ điện nước tại các vị trí lắp đặt. Hiện trạng thay đổi sau khi đo đạc do Bên A gây ra thì chi phí sửa đổi sản phẩm do Bên A chịu.</w:t>
-      </w:r>
-    </w:p>
-    <w:p>
-      <w:pPr>
-        <w:spacing w:after="80" w:before="40" w:line="288"/>
-        <w:jc w:val="both"/>
-      </w:pPr>
-      <w:r>
-        <w:rPr>
-          <w:rFonts w:ascii="Times New Roman" w:cs="Times New Roman" w:eastAsia="Times New Roman" w:hAnsi="Times New Roman"/>
-          <w:sz w:val="26"/>
-          <w:szCs w:val="26"/>
-        </w:rPr>
-        <w:t xml:space="preserve">2.2. Bên B lập bản vẽ triển khai sản xuất (shop drawing) thể hiện kích thước, cấu tạo, vật liệu, màu sắc, phụ kiện, trình Bên A ký duyệt. </w:t>
-      </w:r>
-      <w:r>
-        <w:rPr>
-          <w:rFonts w:ascii="Times New Roman" w:cs="Times New Roman" w:eastAsia="Times New Roman" w:hAnsi="Times New Roman"/>
-          <w:b/>
-          <w:bCs/>
-          <w:sz w:val="26"/>
-          <w:szCs w:val="26"/>
-        </w:rPr>
-        <w:t xml:space="preserve">Bên B chỉ đưa vào sản xuất sau khi Bên A ký duyệt shop drawing và mẫu vật liệu.</w:t>
-      </w:r>
-    </w:p>
-    <w:p>
-      <w:pPr>
-        <w:spacing w:after="80" w:before="40" w:line="288"/>
-        <w:jc w:val="both"/>
-      </w:pPr>
-      <w:r>
-        <w:rPr>
-          <w:rFonts w:ascii="Times New Roman" w:cs="Times New Roman" w:eastAsia="Times New Roman" w:hAnsi="Times New Roman"/>
-          <w:sz w:val="26"/>
-          <w:szCs w:val="26"/>
-        </w:rPr>
-        <w:t xml:space="preserve">2.3. Bên B cung cấp mẫu vật liệu (tấm mẫu màu, mẫu cánh, phụ kiện) để Bên A chọn; sản phẩm thực tế có thể chênh lệch nhỏ về màu sắc, vân gỗ so với mẫu và ảnh 3D do đặc tính vật liệu và ánh sáng – không phải là lỗi sản phẩm.</w:t>
-      </w:r>
-    </w:p>
-    <w:p>
-      <w:pPr>
-        <w:spacing w:after="80" w:before="40" w:line="288"/>
-        <w:jc w:val="both"/>
-      </w:pPr>
-      <w:r>
-        <w:rPr>
-          <w:rFonts w:ascii="Times New Roman" w:cs="Times New Roman" w:eastAsia="Times New Roman" w:hAnsi="Times New Roman"/>
-          <w:sz w:val="26"/>
-          <w:szCs w:val="26"/>
-        </w:rPr>
-        <w:t xml:space="preserve">2.4. Vật liệu chính: ………………… (VD: MDF lõi xanh chống ẩm phủ melamine/acrylic/laminate; gỗ tự nhiên ……; phụ kiện bản lề, ray …… thương hiệu ……).</w:t>
-      </w:r>
-    </w:p>
-    <w:p>
-      <w:pPr>
-        <w:pStyle w:val="Heading2"/>
-        <w:keepNext/>
-        <w:spacing w:after="80" w:before="200" w:line="288"/>
-        <w:jc w:val="both"/>
-      </w:pPr>
-      <w:r>
-        <w:rPr>
-          <w:rFonts w:ascii="Times New Roman" w:cs="Times New Roman" w:eastAsia="Times New Roman" w:hAnsi="Times New Roman"/>
-          <w:b/>
-          <w:bCs/>
-          <w:sz w:val="26"/>
-          <w:szCs w:val="26"/>
-        </w:rPr>
-        <w:t xml:space="preserve">Điều 3. Giá hợp đồng</w:t>
-      </w:r>
-    </w:p>
-    <w:p>
-      <w:pPr>
-        <w:spacing w:after="80" w:before="40" w:line="288"/>
-        <w:jc w:val="both"/>
-      </w:pPr>
-      <w:r>
-        <w:rPr>
-          <w:rFonts w:ascii="Times New Roman" w:cs="Times New Roman" w:eastAsia="Times New Roman" w:hAnsi="Times New Roman"/>
-          <w:sz w:val="26"/>
-          <w:szCs w:val="26"/>
-        </w:rPr>
-        <w:t xml:space="preserve">3.1. Giá hợp đồng: </w:t>
-      </w:r>
-      <w:r>
-        <w:rPr>
-          <w:rFonts w:ascii="Times New Roman" w:cs="Times New Roman" w:eastAsia="Times New Roman" w:hAnsi="Times New Roman"/>
-          <w:b/>
-          <w:bCs/>
-          <w:sz w:val="26"/>
-          <w:szCs w:val="26"/>
-        </w:rPr>
-        <w:t xml:space="preserve">{gia_tri}</w:t>
-      </w:r>
-      <w:r>
-        <w:rPr>
-          <w:rFonts w:ascii="Times New Roman" w:cs="Times New Roman" w:eastAsia="Times New Roman" w:hAnsi="Times New Roman"/>
-          <w:sz w:val="26"/>
-          <w:szCs w:val="26"/>
-        </w:rPr>
-        <w:t xml:space="preserve"> (Bằng chữ: {gia_tri_bang_chu}), [đã bao gồm/chưa bao gồm] thuế GTGT, bao gồm chi phí vật liệu, sản xuất, vận chuyển đến công trình, lắp đặt, vệ sinh sau lắp đặt.</w:t>
-      </w:r>
-    </w:p>
-    <w:p>
-      <w:pPr>
-        <w:spacing w:after="80" w:before="40" w:line="288"/>
-        <w:jc w:val="both"/>
-      </w:pPr>
-      <w:r>
-        <w:rPr>
-          <w:rFonts w:ascii="Times New Roman" w:cs="Times New Roman" w:eastAsia="Times New Roman" w:hAnsi="Times New Roman"/>
-          <w:sz w:val="26"/>
-          <w:szCs w:val="26"/>
-        </w:rPr>
-        <w:t xml:space="preserve">3.2. Giá theo đơn giá tại Phụ lục 01; khối lượng chính thức xác định theo shop drawing được duyệt. Thay đổi kích thước, vật liệu sau khi duyệt được tính phát sinh theo phụ lục.</w:t>
-      </w:r>
-    </w:p>
-    <w:p>
-      <w:pPr>
-        <w:spacing w:after="80" w:before="40" w:line="288"/>
-        <w:jc w:val="both"/>
-      </w:pPr>
-      <w:r>
-        <w:rPr>
-          <w:rFonts w:ascii="Times New Roman" w:cs="Times New Roman" w:eastAsia="Times New Roman" w:hAnsi="Times New Roman"/>
-          <w:sz w:val="26"/>
-          <w:szCs w:val="26"/>
-        </w:rPr>
-        <w:t xml:space="preserve">3.3. Chi phí phát sinh do công trình không có thang máy, phải vận chuyển thủ công lên tầng cao hoặc đường vào hạn chế: ……… đồng (nếu có).</w:t>
-      </w:r>
-    </w:p>
-    <w:p>
-      <w:pPr>
-        <w:pStyle w:val="Heading2"/>
-        <w:keepNext/>
-        <w:spacing w:after="80" w:before="200" w:line="288"/>
-        <w:jc w:val="both"/>
-      </w:pPr>
-      <w:r>
-        <w:rPr>
-          <w:rFonts w:ascii="Times New Roman" w:cs="Times New Roman" w:eastAsia="Times New Roman" w:hAnsi="Times New Roman"/>
-          <w:b/>
-          <w:bCs/>
-          <w:sz w:val="26"/>
-          <w:szCs w:val="26"/>
-        </w:rPr>
-        <w:t xml:space="preserve">Điều 4. Thanh toán</w:t>
+        <w:t xml:space="preserve">Phương án A:</w:t>
+      </w:r>
+      <w:r>
+        <w:rPr>
+          <w:rFonts w:ascii="Times New Roman" w:cs="Times New Roman" w:eastAsia="Times New Roman" w:hAnsi="Times New Roman"/>
+          <w:sz w:val="26"/>
+          <w:szCs w:val="26"/>
+        </w:rPr>
+        <w:t xml:space="preserve"> Thiết kế 3D + sản xuất + lắp đặt (phí thiết kế {o_13} đồng, được khấu trừ {o_14} % nếu Bên A ký sản xuất).</w:t>
       </w:r>
     </w:p>
     <w:p>
@@ -911,48 +694,7 @@
         <w:jc w:val="both"/>
       </w:pPr>
       <w:r>
-        <w:rPr>
-          <w:rFonts w:ascii="Times New Roman" w:cs="Times New Roman" w:eastAsia="Times New Roman" w:hAnsi="Times New Roman"/>
-          <w:sz w:val="26"/>
-          <w:szCs w:val="26"/>
-        </w:rPr>
-        <w:t xml:space="preserve">☐ </w:t>
-      </w:r>
-      <w:r>
-        <w:rPr>
-          <w:rFonts w:ascii="Times New Roman" w:cs="Times New Roman" w:eastAsia="Times New Roman" w:hAnsi="Times New Roman"/>
-          <w:b/>
-          <w:bCs/>
-          <w:sz w:val="26"/>
-          <w:szCs w:val="26"/>
-        </w:rPr>
-        <w:t xml:space="preserve">Phương án A:</w:t>
-      </w:r>
-      <w:r>
-        <w:rPr>
-          <w:rFonts w:ascii="Times New Roman" w:cs="Times New Roman" w:eastAsia="Times New Roman" w:hAnsi="Times New Roman"/>
-          <w:sz w:val="26"/>
-          <w:szCs w:val="26"/>
-        </w:rPr>
-        <w:t xml:space="preserve"> </w:t>
-      </w:r>
-      <w:r>
-        <w:rPr>
-          <w:rFonts w:ascii="Times New Roman" w:cs="Times New Roman" w:eastAsia="Times New Roman" w:hAnsi="Times New Roman"/>
-          <w:b/>
-          <w:bCs/>
-          <w:sz w:val="26"/>
-          <w:szCs w:val="26"/>
-        </w:rPr>
-        <w:t xml:space="preserve">50 – 40 – 10:</w:t>
-      </w:r>
-      <w:r>
-        <w:rPr>
-          <w:rFonts w:ascii="Times New Roman" w:cs="Times New Roman" w:eastAsia="Times New Roman" w:hAnsi="Times New Roman"/>
-          <w:sz w:val="26"/>
-          <w:szCs w:val="26"/>
-        </w:rPr>
-        <w:t xml:space="preserve"> 50% khi ký hợp đồng và duyệt shop drawing; 40% khi giao hàng đến công trình (trước khi lắp đặt); 10% trong vòng …… ngày kể từ ngày nghiệm thu bàn giao.</w:t>
+        <w:t xml:space="preserve">{/pa_1_a}</w:t>
       </w:r>
     </w:p>
     <w:p>
@@ -966,270 +708,7 @@
         <w:jc w:val="both"/>
       </w:pPr>
       <w:r>
-        <w:rPr>
-          <w:rFonts w:ascii="Times New Roman" w:cs="Times New Roman" w:eastAsia="Times New Roman" w:hAnsi="Times New Roman"/>
-          <w:sz w:val="26"/>
-          <w:szCs w:val="26"/>
-        </w:rPr>
-        <w:t xml:space="preserve">☐ </w:t>
-      </w:r>
-      <w:r>
-        <w:rPr>
-          <w:rFonts w:ascii="Times New Roman" w:cs="Times New Roman" w:eastAsia="Times New Roman" w:hAnsi="Times New Roman"/>
-          <w:b/>
-          <w:bCs/>
-          <w:sz w:val="26"/>
-          <w:szCs w:val="26"/>
-        </w:rPr>
-        <w:t xml:space="preserve">Phương án B:</w:t>
-      </w:r>
-      <w:r>
-        <w:rPr>
-          <w:rFonts w:ascii="Times New Roman" w:cs="Times New Roman" w:eastAsia="Times New Roman" w:hAnsi="Times New Roman"/>
-          <w:sz w:val="26"/>
-          <w:szCs w:val="26"/>
-        </w:rPr>
-        <w:t xml:space="preserve"> </w:t>
-      </w:r>
-      <w:r>
-        <w:rPr>
-          <w:rFonts w:ascii="Times New Roman" w:cs="Times New Roman" w:eastAsia="Times New Roman" w:hAnsi="Times New Roman"/>
-          <w:b/>
-          <w:bCs/>
-          <w:sz w:val="26"/>
-          <w:szCs w:val="26"/>
-        </w:rPr>
-        <w:t xml:space="preserve">40 – 30 – 25 – 5:</w:t>
-      </w:r>
-      <w:r>
-        <w:rPr>
-          <w:rFonts w:ascii="Times New Roman" w:cs="Times New Roman" w:eastAsia="Times New Roman" w:hAnsi="Times New Roman"/>
-          <w:sz w:val="26"/>
-          <w:szCs w:val="26"/>
-        </w:rPr>
-        <w:t xml:space="preserve"> 40% khi ký; 30% khi duyệt shop drawing/bắt đầu sản xuất; 25% khi lắp đặt xong, nghiệm thu; 5% giữ lại đến hết thời hạn bảo hành.</w:t>
-      </w:r>
-    </w:p>
-    <w:p>
-      <w:pPr>
-        <w:spacing w:after="80" w:before="40" w:line="288"/>
-        <w:jc w:val="both"/>
-      </w:pPr>
-      <w:r>
-        <w:rPr>
-          <w:rFonts w:ascii="Times New Roman" w:cs="Times New Roman" w:eastAsia="Times New Roman" w:hAnsi="Times New Roman"/>
-          <w:sz w:val="26"/>
-          <w:szCs w:val="26"/>
-        </w:rPr>
-        <w:t xml:space="preserve">4.1. Thanh toán bằng chuyển khoản vào tài khoản Bên B. Bên A chậm thanh toán đợt giao hàng thì Bên B có quyền tạm hoãn giao, lắp đặt; Bên A chịu chi phí lưu kho ……… đồng/ngày sau …… ngày.</w:t>
-      </w:r>
-    </w:p>
-    <w:p>
-      <w:pPr>
-        <w:pStyle w:val="Heading2"/>
-        <w:keepNext/>
-        <w:spacing w:after="80" w:before="200" w:line="288"/>
-        <w:jc w:val="both"/>
-      </w:pPr>
-      <w:r>
-        <w:rPr>
-          <w:rFonts w:ascii="Times New Roman" w:cs="Times New Roman" w:eastAsia="Times New Roman" w:hAnsi="Times New Roman"/>
-          <w:b/>
-          <w:bCs/>
-          <w:sz w:val="26"/>
-          <w:szCs w:val="26"/>
-        </w:rPr>
-        <w:t xml:space="preserve">Điều 5. Tiến độ</w:t>
-      </w:r>
-    </w:p>
-    <w:p>
-      <w:pPr>
-        <w:spacing w:after="80" w:before="40" w:line="288"/>
-        <w:jc w:val="both"/>
-      </w:pPr>
-      <w:r>
-        <w:rPr>
-          <w:rFonts w:ascii="Times New Roman" w:cs="Times New Roman" w:eastAsia="Times New Roman" w:hAnsi="Times New Roman"/>
-          <w:sz w:val="26"/>
-          <w:szCs w:val="26"/>
-        </w:rPr>
-        <w:t xml:space="preserve">5.1. Thời gian sản xuất: …… ngày làm việc kể từ ngày Bên A ký duyệt shop drawing, mẫu vật liệu và thanh toán đợt 1.</w:t>
-      </w:r>
-    </w:p>
-    <w:p>
-      <w:pPr>
-        <w:spacing w:after="80" w:before="40" w:line="288"/>
-        <w:jc w:val="both"/>
-      </w:pPr>
-      <w:r>
-        <w:rPr>
-          <w:rFonts w:ascii="Times New Roman" w:cs="Times New Roman" w:eastAsia="Times New Roman" w:hAnsi="Times New Roman"/>
-          <w:sz w:val="26"/>
-          <w:szCs w:val="26"/>
-        </w:rPr>
-        <w:t xml:space="preserve">5.2. Thời gian lắp đặt: …… ngày kể từ ngày giao hàng, với điều kiện mặt bằng đã sẵn sàng (sạch, có điện, không có đội thi công khác làm cản trở).</w:t>
-      </w:r>
-    </w:p>
-    <w:p>
-      <w:pPr>
-        <w:spacing w:after="80" w:before="40" w:line="288"/>
-        <w:jc w:val="both"/>
-      </w:pPr>
-      <w:r>
-        <w:rPr>
-          <w:rFonts w:ascii="Times New Roman" w:cs="Times New Roman" w:eastAsia="Times New Roman" w:hAnsi="Times New Roman"/>
-          <w:sz w:val="26"/>
-          <w:szCs w:val="26"/>
-        </w:rPr>
-        <w:t xml:space="preserve">5.3. Tiến độ được gia hạn khi Bên A chậm duyệt bản vẽ, chậm thanh toán, mặt bằng chưa sẵn sàng hoặc thay đổi thiết kế.</w:t>
-      </w:r>
-    </w:p>
-    <w:p>
-      <w:pPr>
-        <w:pStyle w:val="Heading2"/>
-        <w:keepNext/>
-        <w:spacing w:after="80" w:before="200" w:line="288"/>
-        <w:jc w:val="both"/>
-      </w:pPr>
-      <w:r>
-        <w:rPr>
-          <w:rFonts w:ascii="Times New Roman" w:cs="Times New Roman" w:eastAsia="Times New Roman" w:hAnsi="Times New Roman"/>
-          <w:b/>
-          <w:bCs/>
-          <w:sz w:val="26"/>
-          <w:szCs w:val="26"/>
-        </w:rPr>
-        <w:t xml:space="preserve">Điều 6. Hàng đặt riêng – hủy đơn và thay đổi</w:t>
-      </w:r>
-    </w:p>
-    <w:p>
-      <w:pPr>
-        <w:spacing w:after="80" w:before="40" w:line="288"/>
-        <w:jc w:val="both"/>
-      </w:pPr>
-      <w:r>
-        <w:rPr>
-          <w:rFonts w:ascii="Times New Roman" w:cs="Times New Roman" w:eastAsia="Times New Roman" w:hAnsi="Times New Roman"/>
-          <w:sz w:val="26"/>
-          <w:szCs w:val="26"/>
-        </w:rPr>
-        <w:t xml:space="preserve">6.1. Sản phẩm được sản xuất riêng theo kích thước công trình của Bên A. </w:t>
-      </w:r>
-      <w:r>
-        <w:rPr>
-          <w:rFonts w:ascii="Times New Roman" w:cs="Times New Roman" w:eastAsia="Times New Roman" w:hAnsi="Times New Roman"/>
-          <w:b/>
-          <w:bCs/>
-          <w:sz w:val="26"/>
-          <w:szCs w:val="26"/>
-        </w:rPr>
-        <w:t xml:space="preserve">Sau khi Bên A duyệt shop drawing và Bên B đã đưa vào sản xuất, Bên A không được hủy đơn.</w:t>
-      </w:r>
-    </w:p>
-    <w:p>
-      <w:pPr>
-        <w:spacing w:after="80" w:before="40" w:line="288"/>
-        <w:jc w:val="both"/>
-      </w:pPr>
-      <w:r>
-        <w:rPr>
-          <w:rFonts w:ascii="Times New Roman" w:cs="Times New Roman" w:eastAsia="Times New Roman" w:hAnsi="Times New Roman"/>
-          <w:sz w:val="26"/>
-          <w:szCs w:val="26"/>
-        </w:rPr>
-        <w:t xml:space="preserve">6.2. Bên A đơn phương hủy hợp đồng: (a) trước khi duyệt shop drawing – Bên B được giữ phí thiết kế và chi phí đo đạc ……… đồng; (b) sau khi duyệt shop drawing – Bên A thanh toán toàn bộ chi phí vật liệu đã mua, phần sản xuất đã thực hiện và bồi thường …… % giá trị phần hợp đồng còn lại; Bên B giao sản phẩm đã hoàn thành (nếu có) cho Bên A.</w:t>
-      </w:r>
-    </w:p>
-    <w:p>
-      <w:pPr>
-        <w:pStyle w:val="Heading2"/>
-        <w:keepNext/>
-        <w:spacing w:after="80" w:before="200" w:line="288"/>
-        <w:jc w:val="both"/>
-      </w:pPr>
-      <w:r>
-        <w:rPr>
-          <w:rFonts w:ascii="Times New Roman" w:cs="Times New Roman" w:eastAsia="Times New Roman" w:hAnsi="Times New Roman"/>
-          <w:b/>
-          <w:bCs/>
-          <w:sz w:val="26"/>
-          <w:szCs w:val="26"/>
-        </w:rPr>
-        <w:t xml:space="preserve">Điều 7. Giao hàng, lắp đặt và nghiệm thu</w:t>
-      </w:r>
-    </w:p>
-    <w:p>
-      <w:pPr>
-        <w:spacing w:after="80" w:before="40" w:line="288"/>
-        <w:jc w:val="both"/>
-      </w:pPr>
-      <w:r>
-        <w:rPr>
-          <w:rFonts w:ascii="Times New Roman" w:cs="Times New Roman" w:eastAsia="Times New Roman" w:hAnsi="Times New Roman"/>
-          <w:sz w:val="26"/>
-          <w:szCs w:val="26"/>
-        </w:rPr>
-        <w:t xml:space="preserve">7.1. Bên B thông báo lịch giao hàng trước …… ngày. Bên A bố trí người nhận hàng, chỗ tập kết; ký biên bản giao nhận số lượng, tình trạng ngoại quan.</w:t>
-      </w:r>
-    </w:p>
-    <w:p>
-      <w:pPr>
-        <w:spacing w:after="80" w:before="40" w:line="288"/>
-        <w:jc w:val="both"/>
-      </w:pPr>
-      <w:r>
-        <w:rPr>
-          <w:rFonts w:ascii="Times New Roman" w:cs="Times New Roman" w:eastAsia="Times New Roman" w:hAnsi="Times New Roman"/>
-          <w:sz w:val="26"/>
-          <w:szCs w:val="26"/>
-        </w:rPr>
-        <w:t xml:space="preserve">7.2. Nghiệm thu bàn giao: kiểm tra kích thước, vật liệu, màu sắc theo shop drawing; độ chắc chắn, vận hành cánh, ngăn kéo, phụ kiện. Lỗi nhỏ không ảnh hưởng công năng được ghi vào biên bản để khắc phục trong …… ngày, không là lý do từ chối nghiệm thu.</w:t>
-      </w:r>
-    </w:p>
-    <w:p>
-      <w:pPr>
-        <w:spacing w:after="80" w:before="40" w:line="288"/>
-        <w:jc w:val="both"/>
-      </w:pPr>
-      <w:r>
-        <w:rPr>
-          <w:rFonts w:ascii="Times New Roman" w:cs="Times New Roman" w:eastAsia="Times New Roman" w:hAnsi="Times New Roman"/>
-          <w:sz w:val="26"/>
-          <w:szCs w:val="26"/>
-        </w:rPr>
-        <w:t xml:space="preserve">7.3. Bên A không ký nghiệm thu trong vòng …… ngày kể từ khi Bên B thông báo hoàn thành và không nêu lỗi cụ thể bằng văn bản, sản phẩm được coi là đã nghiệm thu.</w:t>
-      </w:r>
-    </w:p>
-    <w:p>
-      <w:pPr>
-        <w:pStyle w:val="Heading2"/>
-        <w:keepNext/>
-        <w:spacing w:after="80" w:before="200" w:line="288"/>
-        <w:jc w:val="both"/>
-      </w:pPr>
-      <w:r>
-        <w:rPr>
-          <w:rFonts w:ascii="Times New Roman" w:cs="Times New Roman" w:eastAsia="Times New Roman" w:hAnsi="Times New Roman"/>
-          <w:b/>
-          <w:bCs/>
-          <w:sz w:val="26"/>
-          <w:szCs w:val="26"/>
-        </w:rPr>
-        <w:t xml:space="preserve">Điều 8. Bảo hành</w:t>
-      </w:r>
-    </w:p>
-    <w:p>
-      <w:pPr>
-        <w:spacing w:after="80" w:before="40" w:line="288"/>
-        <w:jc w:val="both"/>
-      </w:pPr>
-      <w:r>
-        <w:rPr>
-          <w:rFonts w:ascii="Times New Roman" w:cs="Times New Roman" w:eastAsia="Times New Roman" w:hAnsi="Times New Roman"/>
-          <w:sz w:val="26"/>
-          <w:szCs w:val="26"/>
-        </w:rPr>
-        <w:t xml:space="preserve">8.1. Thời hạn bảo hành:</w:t>
+        <w:t xml:space="preserve">{#pa_1_b}</w:t>
       </w:r>
     </w:p>
     <w:p>
@@ -1248,7 +727,7 @@
           <w:sz w:val="26"/>
           <w:szCs w:val="26"/>
         </w:rPr>
-        <w:t xml:space="preserve">☐ </w:t>
+        <w:t xml:space="preserve">{pa_1_b_o} </w:t>
       </w:r>
       <w:r>
         <w:rPr>
@@ -1258,15 +737,15 @@
           <w:sz w:val="26"/>
           <w:szCs w:val="26"/>
         </w:rPr>
-        <w:t xml:space="preserve">Phương án A:</w:t>
-      </w:r>
-      <w:r>
-        <w:rPr>
-          <w:rFonts w:ascii="Times New Roman" w:cs="Times New Roman" w:eastAsia="Times New Roman" w:hAnsi="Times New Roman"/>
-          <w:sz w:val="26"/>
-          <w:szCs w:val="26"/>
-        </w:rPr>
-        <w:t xml:space="preserve"> 12 tháng đối với toàn bộ sản phẩm.</w:t>
+        <w:t xml:space="preserve">Phương án B:</w:t>
+      </w:r>
+      <w:r>
+        <w:rPr>
+          <w:rFonts w:ascii="Times New Roman" w:cs="Times New Roman" w:eastAsia="Times New Roman" w:hAnsi="Times New Roman"/>
+          <w:sz w:val="26"/>
+          <w:szCs w:val="26"/>
+        </w:rPr>
+        <w:t xml:space="preserve"> Chỉ sản xuất và lắp đặt theo bản vẽ do Bên A cung cấp.</w:t>
       </w:r>
     </w:p>
     <w:p>
@@ -1280,30 +759,7 @@
         <w:jc w:val="both"/>
       </w:pPr>
       <w:r>
-        <w:rPr>
-          <w:rFonts w:ascii="Times New Roman" w:cs="Times New Roman" w:eastAsia="Times New Roman" w:hAnsi="Times New Roman"/>
-          <w:sz w:val="26"/>
-          <w:szCs w:val="26"/>
-        </w:rPr>
-        <w:t xml:space="preserve">☐ </w:t>
-      </w:r>
-      <w:r>
-        <w:rPr>
-          <w:rFonts w:ascii="Times New Roman" w:cs="Times New Roman" w:eastAsia="Times New Roman" w:hAnsi="Times New Roman"/>
-          <w:b/>
-          <w:bCs/>
-          <w:sz w:val="26"/>
-          <w:szCs w:val="26"/>
-        </w:rPr>
-        <w:t xml:space="preserve">Phương án B:</w:t>
-      </w:r>
-      <w:r>
-        <w:rPr>
-          <w:rFonts w:ascii="Times New Roman" w:cs="Times New Roman" w:eastAsia="Times New Roman" w:hAnsi="Times New Roman"/>
-          <w:sz w:val="26"/>
-          <w:szCs w:val="26"/>
-        </w:rPr>
-        <w:t xml:space="preserve"> 24 tháng đối với thùng, cánh, khung; 12 tháng đối với phụ kiện (bản lề, ray, tay nâng) hoặc theo bảo hành của nhà sản xuất phụ kiện.</w:t>
+        <w:t xml:space="preserve">{/pa_1_b}</w:t>
       </w:r>
     </w:p>
     <w:p>
@@ -1317,21 +773,7 @@
           <w:sz w:val="26"/>
           <w:szCs w:val="26"/>
         </w:rPr>
-        <w:t xml:space="preserve">8.2. Bên B khắc phục lỗi do vật liệu, sản xuất, lắp đặt trong vòng …… (mặc định: 07) ngày kể từ khi nhận thông báo.</w:t>
-      </w:r>
-    </w:p>
-    <w:p>
-      <w:pPr>
-        <w:spacing w:after="80" w:before="40" w:line="288"/>
-        <w:jc w:val="both"/>
-      </w:pPr>
-      <w:r>
-        <w:rPr>
-          <w:rFonts w:ascii="Times New Roman" w:cs="Times New Roman" w:eastAsia="Times New Roman" w:hAnsi="Times New Roman"/>
-          <w:sz w:val="26"/>
-          <w:szCs w:val="26"/>
-        </w:rPr>
-        <w:t xml:space="preserve">8.3. Không bảo hành: hư hỏng do ngấm nước, ẩm mốc do rò rỉ của công trình, va đập, dùng hóa chất tẩy rửa mạnh, tự ý tháo lắp, di chuyển; hao mòn tự nhiên; vật liệu do Bên A chỉ định không theo khuyến nghị của Bên B.</w:t>
+        <w:t xml:space="preserve">1.3. Không bao gồm: thiết bị điện tử, thiết bị bếp (bếp, hút mùi, lò{o_15}), đá ốp, kính, rèm, đèn trang trí và đấu nối điện nước, trừ khi được liệt kê tại Phụ lục 01.</w:t>
       </w:r>
     </w:p>
     <w:p>
@@ -1349,7 +791,7 @@
           <w:sz w:val="26"/>
           <w:szCs w:val="26"/>
         </w:rPr>
-        <w:t xml:space="preserve">Điều 9. Phạt vi phạm</w:t>
+        <w:t xml:space="preserve">Điều 2. Đo đạc, bản vẽ và mẫu vật liệu</w:t>
       </w:r>
     </w:p>
     <w:p>
@@ -1363,7 +805,7 @@
           <w:sz w:val="26"/>
           <w:szCs w:val="26"/>
         </w:rPr>
-        <w:t xml:space="preserve">9.1. Bên B giao, lắp đặt chậm do lỗi của mình bị phạt …… % (mặc định: 0,1%) giá trị phần hợp đồng chậm thực hiện cho mỗi ngày chậm; tổng mức phạt không vượt quá 8% giá trị phần nghĩa vụ hợp đồng bị vi phạm.</w:t>
+        <w:t xml:space="preserve">2.1. Bên B đo đạc hiện trạng sau khi Bên A hoàn thiện trần, sàn, tường, điểm chờ điện nước tại các vị trí lắp đặt. Hiện trạng thay đổi sau khi đo đạc do Bên A gây ra thì chi phí sửa đổi sản phẩm do Bên A chịu.</w:t>
       </w:r>
     </w:p>
     <w:p>
@@ -1377,7 +819,45 @@
           <w:sz w:val="26"/>
           <w:szCs w:val="26"/>
         </w:rPr>
-        <w:t xml:space="preserve">9.2. Bên A chậm thanh toán chịu lãi chậm trả theo lãi suất nợ quá hạn trung bình trên thị trường tại thời điểm thanh toán.</w:t>
+        <w:t xml:space="preserve">2.2. Bên B lập bản vẽ triển khai sản xuất (shop drawing) thể hiện kích thước, cấu tạo, vật liệu, màu sắc, phụ kiện, trình Bên A ký duyệt. </w:t>
+      </w:r>
+      <w:r>
+        <w:rPr>
+          <w:rFonts w:ascii="Times New Roman" w:cs="Times New Roman" w:eastAsia="Times New Roman" w:hAnsi="Times New Roman"/>
+          <w:b/>
+          <w:bCs/>
+          <w:sz w:val="26"/>
+          <w:szCs w:val="26"/>
+        </w:rPr>
+        <w:t xml:space="preserve">Bên B chỉ đưa vào sản xuất sau khi Bên A ký duyệt shop drawing và mẫu vật liệu.</w:t>
+      </w:r>
+    </w:p>
+    <w:p>
+      <w:pPr>
+        <w:spacing w:after="80" w:before="40" w:line="288"/>
+        <w:jc w:val="both"/>
+      </w:pPr>
+      <w:r>
+        <w:rPr>
+          <w:rFonts w:ascii="Times New Roman" w:cs="Times New Roman" w:eastAsia="Times New Roman" w:hAnsi="Times New Roman"/>
+          <w:sz w:val="26"/>
+          <w:szCs w:val="26"/>
+        </w:rPr>
+        <w:t xml:space="preserve">2.3. Bên B cung cấp mẫu vật liệu (tấm mẫu màu, mẫu cánh, phụ kiện) để Bên A chọn; sản phẩm thực tế có thể chênh lệch nhỏ về màu sắc, vân gỗ so với mẫu và ảnh 3D do đặc tính vật liệu và ánh sáng – không phải là lỗi sản phẩm.</w:t>
+      </w:r>
+    </w:p>
+    <w:p>
+      <w:pPr>
+        <w:spacing w:after="80" w:before="40" w:line="288"/>
+        <w:jc w:val="both"/>
+      </w:pPr>
+      <w:r>
+        <w:rPr>
+          <w:rFonts w:ascii="Times New Roman" w:cs="Times New Roman" w:eastAsia="Times New Roman" w:hAnsi="Times New Roman"/>
+          <w:sz w:val="26"/>
+          <w:szCs w:val="26"/>
+        </w:rPr>
+        <w:t xml:space="preserve">2.4. Vật liệu chính: {o_16} (VD: MDF lõi xanh chống ẩm phủ melamine/acrylic/laminate; gỗ tự nhiên {o_17}; phụ kiện bản lề, ray {o_18} thương hiệu {o_19}).</w:t>
       </w:r>
     </w:p>
     <w:p>
@@ -1395,7 +875,7 @@
           <w:sz w:val="26"/>
           <w:szCs w:val="26"/>
         </w:rPr>
-        <w:t xml:space="preserve">Điều 10. Sự kiện bất khả kháng và hoàn cảnh thay đổi cơ bản</w:t>
+        <w:t xml:space="preserve">Điều 3. Giá hợp đồng</w:t>
       </w:r>
     </w:p>
     <w:p>
@@ -1409,7 +889,25 @@
           <w:sz w:val="26"/>
           <w:szCs w:val="26"/>
         </w:rPr>
-        <w:t xml:space="preserve">10.1. Sự kiện bất khả kháng là sự kiện xảy ra khách quan, không thể lường trước và không thể khắc phục được mặc dù đã áp dụng mọi biện pháp cần thiết trong khả năng cho phép, gồm: thiên tai, hỏa hoạn không do lỗi của các bên, dịch bệnh được cơ quan có thẩm quyền công bố, chiến tranh, bạo loạn, quyết định của cơ quan nhà nước có thẩm quyền làm ngưng trệ việc thực hiện hợp đồng và các trường hợp khác theo quy định của pháp luật.</w:t>
+        <w:t xml:space="preserve">3.1. Giá hợp đồng: </w:t>
+      </w:r>
+      <w:r>
+        <w:rPr>
+          <w:rFonts w:ascii="Times New Roman" w:cs="Times New Roman" w:eastAsia="Times New Roman" w:hAnsi="Times New Roman"/>
+          <w:b/>
+          <w:bCs/>
+          <w:sz w:val="26"/>
+          <w:szCs w:val="26"/>
+        </w:rPr>
+        <w:t xml:space="preserve">{gia_tri}</w:t>
+      </w:r>
+      <w:r>
+        <w:rPr>
+          <w:rFonts w:ascii="Times New Roman" w:cs="Times New Roman" w:eastAsia="Times New Roman" w:hAnsi="Times New Roman"/>
+          <w:sz w:val="26"/>
+          <w:szCs w:val="26"/>
+        </w:rPr>
+        <w:t xml:space="preserve"> (Bằng chữ: {gia_tri_bang_chu}), {c_1} thuế GTGT, bao gồm chi phí vật liệu, sản xuất, vận chuyển đến công trình, lắp đặt, vệ sinh sau lắp đặt.</w:t>
       </w:r>
     </w:p>
     <w:p>
@@ -1423,7 +921,7 @@
           <w:sz w:val="26"/>
           <w:szCs w:val="26"/>
         </w:rPr>
-        <w:t xml:space="preserve">10.2. Bên gặp sự kiện bất khả kháng phải thông báo bằng văn bản cho bên kia trong vòng 03 (ba) ngày làm việc kể từ khi sự kiện xảy ra, kèm bằng chứng hợp lý, và áp dụng mọi biện pháp để hạn chế thiệt hại.</w:t>
+        <w:t xml:space="preserve">3.2. Giá theo đơn giá tại Phụ lục 01; khối lượng chính thức xác định theo shop drawing được duyệt. Thay đổi kích thước, vật liệu sau khi duyệt được tính phát sinh theo phụ lục.</w:t>
       </w:r>
     </w:p>
     <w:p>
@@ -1437,35 +935,7 @@
           <w:sz w:val="26"/>
           <w:szCs w:val="26"/>
         </w:rPr>
-        <w:t xml:space="preserve">10.3. Thời gian bị ảnh hưởng bởi sự kiện bất khả kháng không tính vào thời hạn thực hiện hợp đồng. Không bên nào bị phạt hoặc phải bồi thường do không thực hiện nghĩa vụ vì sự kiện bất khả kháng.</w:t>
-      </w:r>
-    </w:p>
-    <w:p>
-      <w:pPr>
-        <w:spacing w:after="80" w:before="40" w:line="288"/>
-        <w:jc w:val="both"/>
-      </w:pPr>
-      <w:r>
-        <w:rPr>
-          <w:rFonts w:ascii="Times New Roman" w:cs="Times New Roman" w:eastAsia="Times New Roman" w:hAnsi="Times New Roman"/>
-          <w:sz w:val="26"/>
-          <w:szCs w:val="26"/>
-        </w:rPr>
-        <w:t xml:space="preserve">10.4. Nếu sự kiện bất khả kháng kéo dài quá …… (mặc định: 60) ngày liên tục, mỗi bên có quyền chấm dứt hợp đồng bằng văn bản; các bên thanh toán cho nhau phần công việc, hàng hóa đã thực hiện và được nghiệm thu đến thời điểm chấm dứt.</w:t>
-      </w:r>
-    </w:p>
-    <w:p>
-      <w:pPr>
-        <w:spacing w:after="80" w:before="40" w:line="288"/>
-        <w:jc w:val="both"/>
-      </w:pPr>
-      <w:r>
-        <w:rPr>
-          <w:rFonts w:ascii="Times New Roman" w:cs="Times New Roman" w:eastAsia="Times New Roman" w:hAnsi="Times New Roman"/>
-          <w:sz w:val="26"/>
-          <w:szCs w:val="26"/>
-        </w:rPr>
-        <w:t xml:space="preserve">10.5. Khi hoàn cảnh thay đổi cơ bản theo Điều 420 Bộ luật Dân sự (ví dụ: giá vật liệu chính biến động bất thường vượt quá …… % so với thời điểm ký), bên bị ảnh hưởng có quyền đề nghị đàm phán lại phần giá và tiến độ liên quan trong thời hạn hợp lý.</w:t>
+        <w:t xml:space="preserve">3.3. Chi phí phát sinh do công trình không có thang máy, phải vận chuyển thủ công lên tầng cao hoặc đường vào hạn chế: {o_20} đồng (nếu có).</w:t>
       </w:r>
     </w:p>
     <w:p>
@@ -1483,35 +953,7 @@
           <w:sz w:val="26"/>
           <w:szCs w:val="26"/>
         </w:rPr>
-        <w:t xml:space="preserve">Điều 11. Giải quyết tranh chấp</w:t>
-      </w:r>
-    </w:p>
-    <w:p>
-      <w:pPr>
-        <w:spacing w:after="80" w:before="40" w:line="288"/>
-        <w:jc w:val="both"/>
-      </w:pPr>
-      <w:r>
-        <w:rPr>
-          <w:rFonts w:ascii="Times New Roman" w:cs="Times New Roman" w:eastAsia="Times New Roman" w:hAnsi="Times New Roman"/>
-          <w:sz w:val="26"/>
-          <w:szCs w:val="26"/>
-        </w:rPr>
-        <w:t xml:space="preserve">11.1. Khi phát sinh tranh chấp, các bên ưu tiên thương lượng, hòa giải trên tinh thần thiện chí. Bên nhận được yêu cầu giải quyết phải trả lời bằng văn bản trong vòng 07 (bảy) ngày làm việc.</w:t>
-      </w:r>
-    </w:p>
-    <w:p>
-      <w:pPr>
-        <w:spacing w:after="80" w:before="40" w:line="288"/>
-        <w:jc w:val="both"/>
-      </w:pPr>
-      <w:r>
-        <w:rPr>
-          <w:rFonts w:ascii="Times New Roman" w:cs="Times New Roman" w:eastAsia="Times New Roman" w:hAnsi="Times New Roman"/>
-          <w:sz w:val="26"/>
-          <w:szCs w:val="26"/>
-        </w:rPr>
-        <w:t xml:space="preserve">11.2. Trường hợp thương lượng không thành trong vòng 30 (ba mươi) ngày kể từ ngày một bên gửi yêu cầu, tranh chấp được giải quyết theo phương án sau:</w:t>
+        <w:t xml:space="preserve">Điều 4. Thanh toán</w:t>
       </w:r>
     </w:p>
     <w:p>
@@ -1525,30 +967,7 @@
         <w:jc w:val="both"/>
       </w:pPr>
       <w:r>
-        <w:rPr>
-          <w:rFonts w:ascii="Times New Roman" w:cs="Times New Roman" w:eastAsia="Times New Roman" w:hAnsi="Times New Roman"/>
-          <w:sz w:val="26"/>
-          <w:szCs w:val="26"/>
-        </w:rPr>
-        <w:t xml:space="preserve">☐ </w:t>
-      </w:r>
-      <w:r>
-        <w:rPr>
-          <w:rFonts w:ascii="Times New Roman" w:cs="Times New Roman" w:eastAsia="Times New Roman" w:hAnsi="Times New Roman"/>
-          <w:b/>
-          <w:bCs/>
-          <w:sz w:val="26"/>
-          <w:szCs w:val="26"/>
-        </w:rPr>
-        <w:t xml:space="preserve">Phương án A:</w:t>
-      </w:r>
-      <w:r>
-        <w:rPr>
-          <w:rFonts w:ascii="Times New Roman" w:cs="Times New Roman" w:eastAsia="Times New Roman" w:hAnsi="Times New Roman"/>
-          <w:sz w:val="26"/>
-          <w:szCs w:val="26"/>
-        </w:rPr>
-        <w:t xml:space="preserve"> Tòa án nhân dân có thẩm quyền theo quy định của pháp luật tố tụng dân sự giải quyết theo quy định của pháp luật Việt Nam.</w:t>
+        <w:t xml:space="preserve">{#pa_2_a}</w:t>
       </w:r>
     </w:p>
     <w:p>
@@ -1567,7 +986,7 @@
           <w:sz w:val="26"/>
           <w:szCs w:val="26"/>
         </w:rPr>
-        <w:t xml:space="preserve">☐ </w:t>
+        <w:t xml:space="preserve">{pa_2_a_o} </w:t>
       </w:r>
       <w:r>
         <w:rPr>
@@ -1577,6 +996,89 @@
           <w:sz w:val="26"/>
           <w:szCs w:val="26"/>
         </w:rPr>
+        <w:t xml:space="preserve">Phương án A:</w:t>
+      </w:r>
+      <w:r>
+        <w:rPr>
+          <w:rFonts w:ascii="Times New Roman" w:cs="Times New Roman" w:eastAsia="Times New Roman" w:hAnsi="Times New Roman"/>
+          <w:sz w:val="26"/>
+          <w:szCs w:val="26"/>
+        </w:rPr>
+        <w:t xml:space="preserve"> </w:t>
+      </w:r>
+      <w:r>
+        <w:rPr>
+          <w:rFonts w:ascii="Times New Roman" w:cs="Times New Roman" w:eastAsia="Times New Roman" w:hAnsi="Times New Roman"/>
+          <w:b/>
+          <w:bCs/>
+          <w:sz w:val="26"/>
+          <w:szCs w:val="26"/>
+        </w:rPr>
+        <w:t xml:space="preserve">50 – 40 – 10:</w:t>
+      </w:r>
+      <w:r>
+        <w:rPr>
+          <w:rFonts w:ascii="Times New Roman" w:cs="Times New Roman" w:eastAsia="Times New Roman" w:hAnsi="Times New Roman"/>
+          <w:sz w:val="26"/>
+          <w:szCs w:val="26"/>
+        </w:rPr>
+        <w:t xml:space="preserve"> 50% khi ký hợp đồng và duyệt shop drawing; 40% khi giao hàng đến công trình (trước khi lắp đặt); 10% trong vòng {o_21} ngày kể từ ngày nghiệm thu bàn giao.</w:t>
+      </w:r>
+    </w:p>
+    <w:p>
+      <w:pPr>
+        <w:pBdr>
+          <w:left w:val="single" w:color="4F81BD" w:sz="18" w:space="6"/>
+        </w:pBdr>
+        <w:shd w:fill="EAF1FB" w:color="auto" w:val="clear"/>
+        <w:spacing w:after="40" w:before="20" w:line="288"/>
+        <w:ind w:left="360"/>
+        <w:jc w:val="both"/>
+      </w:pPr>
+      <w:r>
+        <w:t xml:space="preserve">{/pa_2_a}</w:t>
+      </w:r>
+    </w:p>
+    <w:p>
+      <w:pPr>
+        <w:pBdr>
+          <w:left w:val="single" w:color="4F81BD" w:sz="18" w:space="6"/>
+        </w:pBdr>
+        <w:shd w:fill="EAF1FB" w:color="auto" w:val="clear"/>
+        <w:spacing w:after="40" w:before="20" w:line="288"/>
+        <w:ind w:left="360"/>
+        <w:jc w:val="both"/>
+      </w:pPr>
+      <w:r>
+        <w:t xml:space="preserve">{#pa_2_b}</w:t>
+      </w:r>
+    </w:p>
+    <w:p>
+      <w:pPr>
+        <w:pBdr>
+          <w:left w:val="single" w:color="4F81BD" w:sz="18" w:space="6"/>
+        </w:pBdr>
+        <w:shd w:fill="EAF1FB" w:color="auto" w:val="clear"/>
+        <w:spacing w:after="40" w:before="20" w:line="288"/>
+        <w:ind w:left="360"/>
+        <w:jc w:val="both"/>
+      </w:pPr>
+      <w:r>
+        <w:rPr>
+          <w:rFonts w:ascii="Times New Roman" w:cs="Times New Roman" w:eastAsia="Times New Roman" w:hAnsi="Times New Roman"/>
+          <w:sz w:val="26"/>
+          <w:szCs w:val="26"/>
+        </w:rPr>
+        <w:t xml:space="preserve">{pa_2_b_o} </w:t>
+      </w:r>
+      <w:r>
+        <w:rPr>
+          <w:rFonts w:ascii="Times New Roman" w:cs="Times New Roman" w:eastAsia="Times New Roman" w:hAnsi="Times New Roman"/>
+          <w:b/>
+          <w:bCs/>
+          <w:sz w:val="26"/>
+          <w:szCs w:val="26"/>
+        </w:rPr>
         <w:t xml:space="preserve">Phương án B:</w:t>
       </w:r>
       <w:r>
@@ -1585,7 +1087,39 @@
           <w:sz w:val="26"/>
           <w:szCs w:val="26"/>
         </w:rPr>
-        <w:t xml:space="preserve"> Trung tâm Trọng tài Quốc tế Việt Nam (VIAC) giải quyết theo Quy tắc tố tụng trọng tài của Trung tâm này; phán quyết trọng tài là chung thẩm. Số trọng tài viên: 01; địa điểm: Hà Nội; ngôn ngữ: tiếng Việt.</w:t>
+        <w:t xml:space="preserve"> </w:t>
+      </w:r>
+      <w:r>
+        <w:rPr>
+          <w:rFonts w:ascii="Times New Roman" w:cs="Times New Roman" w:eastAsia="Times New Roman" w:hAnsi="Times New Roman"/>
+          <w:b/>
+          <w:bCs/>
+          <w:sz w:val="26"/>
+          <w:szCs w:val="26"/>
+        </w:rPr>
+        <w:t xml:space="preserve">40 – 30 – 25 – 5:</w:t>
+      </w:r>
+      <w:r>
+        <w:rPr>
+          <w:rFonts w:ascii="Times New Roman" w:cs="Times New Roman" w:eastAsia="Times New Roman" w:hAnsi="Times New Roman"/>
+          <w:sz w:val="26"/>
+          <w:szCs w:val="26"/>
+        </w:rPr>
+        <w:t xml:space="preserve"> 40% khi ký; 30% khi duyệt shop drawing/bắt đầu sản xuất; 25% khi lắp đặt xong, nghiệm thu; 5% giữ lại đến hết thời hạn bảo hành.</w:t>
+      </w:r>
+    </w:p>
+    <w:p>
+      <w:pPr>
+        <w:pBdr>
+          <w:left w:val="single" w:color="4F81BD" w:sz="18" w:space="6"/>
+        </w:pBdr>
+        <w:shd w:fill="EAF1FB" w:color="auto" w:val="clear"/>
+        <w:spacing w:after="40" w:before="20" w:line="288"/>
+        <w:ind w:left="360"/>
+        <w:jc w:val="both"/>
+      </w:pPr>
+      <w:r>
+        <w:t xml:space="preserve">{/pa_2_b}</w:t>
       </w:r>
     </w:p>
     <w:p>
@@ -1599,7 +1133,7 @@
           <w:sz w:val="26"/>
           <w:szCs w:val="26"/>
         </w:rPr>
-        <w:t xml:space="preserve">11.3. Trong thời gian giải quyết tranh chấp, các bên tiếp tục thực hiện các nghĩa vụ không bị tranh chấp, trừ khi hợp đồng đã chấm dứt.</w:t>
+        <w:t xml:space="preserve">4.1. Thanh toán bằng chuyển khoản vào tài khoản Bên B. Bên A chậm thanh toán đợt giao hàng thì Bên B có quyền tạm hoãn giao, lắp đặt; Bên A chịu chi phí lưu kho {o_22} đồng/ngày sau {o_23} ngày.</w:t>
       </w:r>
     </w:p>
     <w:p>
@@ -1617,6 +1151,696 @@
           <w:sz w:val="26"/>
           <w:szCs w:val="26"/>
         </w:rPr>
+        <w:t xml:space="preserve">Điều 5. Tiến độ</w:t>
+      </w:r>
+    </w:p>
+    <w:p>
+      <w:pPr>
+        <w:spacing w:after="80" w:before="40" w:line="288"/>
+        <w:jc w:val="both"/>
+      </w:pPr>
+      <w:r>
+        <w:rPr>
+          <w:rFonts w:ascii="Times New Roman" w:cs="Times New Roman" w:eastAsia="Times New Roman" w:hAnsi="Times New Roman"/>
+          <w:sz w:val="26"/>
+          <w:szCs w:val="26"/>
+        </w:rPr>
+        <w:t xml:space="preserve">5.1. Thời gian sản xuất: {o_24} ngày làm việc kể từ ngày Bên A ký duyệt shop drawing, mẫu vật liệu và thanh toán đợt 1.</w:t>
+      </w:r>
+    </w:p>
+    <w:p>
+      <w:pPr>
+        <w:spacing w:after="80" w:before="40" w:line="288"/>
+        <w:jc w:val="both"/>
+      </w:pPr>
+      <w:r>
+        <w:rPr>
+          <w:rFonts w:ascii="Times New Roman" w:cs="Times New Roman" w:eastAsia="Times New Roman" w:hAnsi="Times New Roman"/>
+          <w:sz w:val="26"/>
+          <w:szCs w:val="26"/>
+        </w:rPr>
+        <w:t xml:space="preserve">5.2. Thời gian lắp đặt: {o_25} ngày kể từ ngày giao hàng, với điều kiện mặt bằng đã sẵn sàng (sạch, có điện, không có đội thi công khác làm cản trở).</w:t>
+      </w:r>
+    </w:p>
+    <w:p>
+      <w:pPr>
+        <w:spacing w:after="80" w:before="40" w:line="288"/>
+        <w:jc w:val="both"/>
+      </w:pPr>
+      <w:r>
+        <w:rPr>
+          <w:rFonts w:ascii="Times New Roman" w:cs="Times New Roman" w:eastAsia="Times New Roman" w:hAnsi="Times New Roman"/>
+          <w:sz w:val="26"/>
+          <w:szCs w:val="26"/>
+        </w:rPr>
+        <w:t xml:space="preserve">5.3. Tiến độ được gia hạn khi Bên A chậm duyệt bản vẽ, chậm thanh toán, mặt bằng chưa sẵn sàng hoặc thay đổi thiết kế.</w:t>
+      </w:r>
+    </w:p>
+    <w:p>
+      <w:pPr>
+        <w:pStyle w:val="Heading2"/>
+        <w:keepNext/>
+        <w:spacing w:after="80" w:before="200" w:line="288"/>
+        <w:jc w:val="both"/>
+      </w:pPr>
+      <w:r>
+        <w:rPr>
+          <w:rFonts w:ascii="Times New Roman" w:cs="Times New Roman" w:eastAsia="Times New Roman" w:hAnsi="Times New Roman"/>
+          <w:b/>
+          <w:bCs/>
+          <w:sz w:val="26"/>
+          <w:szCs w:val="26"/>
+        </w:rPr>
+        <w:t xml:space="preserve">Điều 6. Hàng đặt riêng – hủy đơn và thay đổi</w:t>
+      </w:r>
+    </w:p>
+    <w:p>
+      <w:pPr>
+        <w:spacing w:after="80" w:before="40" w:line="288"/>
+        <w:jc w:val="both"/>
+      </w:pPr>
+      <w:r>
+        <w:rPr>
+          <w:rFonts w:ascii="Times New Roman" w:cs="Times New Roman" w:eastAsia="Times New Roman" w:hAnsi="Times New Roman"/>
+          <w:sz w:val="26"/>
+          <w:szCs w:val="26"/>
+        </w:rPr>
+        <w:t xml:space="preserve">6.1. Sản phẩm được sản xuất riêng theo kích thước công trình của Bên A. </w:t>
+      </w:r>
+      <w:r>
+        <w:rPr>
+          <w:rFonts w:ascii="Times New Roman" w:cs="Times New Roman" w:eastAsia="Times New Roman" w:hAnsi="Times New Roman"/>
+          <w:b/>
+          <w:bCs/>
+          <w:sz w:val="26"/>
+          <w:szCs w:val="26"/>
+        </w:rPr>
+        <w:t xml:space="preserve">Sau khi Bên A duyệt shop drawing và Bên B đã đưa vào sản xuất, Bên A không được hủy đơn.</w:t>
+      </w:r>
+    </w:p>
+    <w:p>
+      <w:pPr>
+        <w:spacing w:after="80" w:before="40" w:line="288"/>
+        <w:jc w:val="both"/>
+      </w:pPr>
+      <w:r>
+        <w:rPr>
+          <w:rFonts w:ascii="Times New Roman" w:cs="Times New Roman" w:eastAsia="Times New Roman" w:hAnsi="Times New Roman"/>
+          <w:sz w:val="26"/>
+          <w:szCs w:val="26"/>
+        </w:rPr>
+        <w:t xml:space="preserve">6.2. Bên A đơn phương hủy hợp đồng: (a) trước khi duyệt shop drawing – Bên B được giữ phí thiết kế và chi phí đo đạc {o_26} đồng; (b) sau khi duyệt shop drawing – Bên A thanh toán toàn bộ chi phí vật liệu đã mua, phần sản xuất đã thực hiện và bồi thường {o_27} % giá trị phần hợp đồng còn lại; Bên B giao sản phẩm đã hoàn thành (nếu có) cho Bên A.</w:t>
+      </w:r>
+    </w:p>
+    <w:p>
+      <w:pPr>
+        <w:pStyle w:val="Heading2"/>
+        <w:keepNext/>
+        <w:spacing w:after="80" w:before="200" w:line="288"/>
+        <w:jc w:val="both"/>
+      </w:pPr>
+      <w:r>
+        <w:rPr>
+          <w:rFonts w:ascii="Times New Roman" w:cs="Times New Roman" w:eastAsia="Times New Roman" w:hAnsi="Times New Roman"/>
+          <w:b/>
+          <w:bCs/>
+          <w:sz w:val="26"/>
+          <w:szCs w:val="26"/>
+        </w:rPr>
+        <w:t xml:space="preserve">Điều 7. Giao hàng, lắp đặt và nghiệm thu</w:t>
+      </w:r>
+    </w:p>
+    <w:p>
+      <w:pPr>
+        <w:spacing w:after="80" w:before="40" w:line="288"/>
+        <w:jc w:val="both"/>
+      </w:pPr>
+      <w:r>
+        <w:rPr>
+          <w:rFonts w:ascii="Times New Roman" w:cs="Times New Roman" w:eastAsia="Times New Roman" w:hAnsi="Times New Roman"/>
+          <w:sz w:val="26"/>
+          <w:szCs w:val="26"/>
+        </w:rPr>
+        <w:t xml:space="preserve">7.1. Bên B thông báo lịch giao hàng trước {o_28} ngày. Bên A bố trí người nhận hàng, chỗ tập kết; ký biên bản giao nhận số lượng, tình trạng ngoại quan.</w:t>
+      </w:r>
+    </w:p>
+    <w:p>
+      <w:pPr>
+        <w:spacing w:after="80" w:before="40" w:line="288"/>
+        <w:jc w:val="both"/>
+      </w:pPr>
+      <w:r>
+        <w:rPr>
+          <w:rFonts w:ascii="Times New Roman" w:cs="Times New Roman" w:eastAsia="Times New Roman" w:hAnsi="Times New Roman"/>
+          <w:sz w:val="26"/>
+          <w:szCs w:val="26"/>
+        </w:rPr>
+        <w:t xml:space="preserve">7.2. Nghiệm thu bàn giao: kiểm tra kích thước, vật liệu, màu sắc theo shop drawing; độ chắc chắn, vận hành cánh, ngăn kéo, phụ kiện. Lỗi nhỏ không ảnh hưởng công năng được ghi vào biên bản để khắc phục trong {o_29} ngày, không là lý do từ chối nghiệm thu.</w:t>
+      </w:r>
+    </w:p>
+    <w:p>
+      <w:pPr>
+        <w:spacing w:after="80" w:before="40" w:line="288"/>
+        <w:jc w:val="both"/>
+      </w:pPr>
+      <w:r>
+        <w:rPr>
+          <w:rFonts w:ascii="Times New Roman" w:cs="Times New Roman" w:eastAsia="Times New Roman" w:hAnsi="Times New Roman"/>
+          <w:sz w:val="26"/>
+          <w:szCs w:val="26"/>
+        </w:rPr>
+        <w:t xml:space="preserve">7.3. Bên A không ký nghiệm thu trong vòng {o_30} ngày kể từ khi Bên B thông báo hoàn thành và không nêu lỗi cụ thể bằng văn bản, sản phẩm được coi là đã nghiệm thu.</w:t>
+      </w:r>
+    </w:p>
+    <w:p>
+      <w:pPr>
+        <w:pStyle w:val="Heading2"/>
+        <w:keepNext/>
+        <w:spacing w:after="80" w:before="200" w:line="288"/>
+        <w:jc w:val="both"/>
+      </w:pPr>
+      <w:r>
+        <w:rPr>
+          <w:rFonts w:ascii="Times New Roman" w:cs="Times New Roman" w:eastAsia="Times New Roman" w:hAnsi="Times New Roman"/>
+          <w:b/>
+          <w:bCs/>
+          <w:sz w:val="26"/>
+          <w:szCs w:val="26"/>
+        </w:rPr>
+        <w:t xml:space="preserve">Điều 8. Bảo hành</w:t>
+      </w:r>
+    </w:p>
+    <w:p>
+      <w:pPr>
+        <w:spacing w:after="80" w:before="40" w:line="288"/>
+        <w:jc w:val="both"/>
+      </w:pPr>
+      <w:r>
+        <w:rPr>
+          <w:rFonts w:ascii="Times New Roman" w:cs="Times New Roman" w:eastAsia="Times New Roman" w:hAnsi="Times New Roman"/>
+          <w:sz w:val="26"/>
+          <w:szCs w:val="26"/>
+        </w:rPr>
+        <w:t xml:space="preserve">8.1. Thời hạn bảo hành:</w:t>
+      </w:r>
+    </w:p>
+    <w:p>
+      <w:pPr>
+        <w:pBdr>
+          <w:left w:val="single" w:color="4F81BD" w:sz="18" w:space="6"/>
+        </w:pBdr>
+        <w:shd w:fill="EAF1FB" w:color="auto" w:val="clear"/>
+        <w:spacing w:after="40" w:before="20" w:line="288"/>
+        <w:ind w:left="360"/>
+        <w:jc w:val="both"/>
+      </w:pPr>
+      <w:r>
+        <w:t xml:space="preserve">{#pa_3_a}</w:t>
+      </w:r>
+    </w:p>
+    <w:p>
+      <w:pPr>
+        <w:pBdr>
+          <w:left w:val="single" w:color="4F81BD" w:sz="18" w:space="6"/>
+        </w:pBdr>
+        <w:shd w:fill="EAF1FB" w:color="auto" w:val="clear"/>
+        <w:spacing w:after="40" w:before="20" w:line="288"/>
+        <w:ind w:left="360"/>
+        <w:jc w:val="both"/>
+      </w:pPr>
+      <w:r>
+        <w:rPr>
+          <w:rFonts w:ascii="Times New Roman" w:cs="Times New Roman" w:eastAsia="Times New Roman" w:hAnsi="Times New Roman"/>
+          <w:sz w:val="26"/>
+          <w:szCs w:val="26"/>
+        </w:rPr>
+        <w:t xml:space="preserve">{pa_3_a_o} </w:t>
+      </w:r>
+      <w:r>
+        <w:rPr>
+          <w:rFonts w:ascii="Times New Roman" w:cs="Times New Roman" w:eastAsia="Times New Roman" w:hAnsi="Times New Roman"/>
+          <w:b/>
+          <w:bCs/>
+          <w:sz w:val="26"/>
+          <w:szCs w:val="26"/>
+        </w:rPr>
+        <w:t xml:space="preserve">Phương án A:</w:t>
+      </w:r>
+      <w:r>
+        <w:rPr>
+          <w:rFonts w:ascii="Times New Roman" w:cs="Times New Roman" w:eastAsia="Times New Roman" w:hAnsi="Times New Roman"/>
+          <w:sz w:val="26"/>
+          <w:szCs w:val="26"/>
+        </w:rPr>
+        <w:t xml:space="preserve"> 12 tháng đối với toàn bộ sản phẩm.</w:t>
+      </w:r>
+    </w:p>
+    <w:p>
+      <w:pPr>
+        <w:pBdr>
+          <w:left w:val="single" w:color="4F81BD" w:sz="18" w:space="6"/>
+        </w:pBdr>
+        <w:shd w:fill="EAF1FB" w:color="auto" w:val="clear"/>
+        <w:spacing w:after="40" w:before="20" w:line="288"/>
+        <w:ind w:left="360"/>
+        <w:jc w:val="both"/>
+      </w:pPr>
+      <w:r>
+        <w:t xml:space="preserve">{/pa_3_a}</w:t>
+      </w:r>
+    </w:p>
+    <w:p>
+      <w:pPr>
+        <w:pBdr>
+          <w:left w:val="single" w:color="4F81BD" w:sz="18" w:space="6"/>
+        </w:pBdr>
+        <w:shd w:fill="EAF1FB" w:color="auto" w:val="clear"/>
+        <w:spacing w:after="40" w:before="20" w:line="288"/>
+        <w:ind w:left="360"/>
+        <w:jc w:val="both"/>
+      </w:pPr>
+      <w:r>
+        <w:t xml:space="preserve">{#pa_3_b}</w:t>
+      </w:r>
+    </w:p>
+    <w:p>
+      <w:pPr>
+        <w:pBdr>
+          <w:left w:val="single" w:color="4F81BD" w:sz="18" w:space="6"/>
+        </w:pBdr>
+        <w:shd w:fill="EAF1FB" w:color="auto" w:val="clear"/>
+        <w:spacing w:after="40" w:before="20" w:line="288"/>
+        <w:ind w:left="360"/>
+        <w:jc w:val="both"/>
+      </w:pPr>
+      <w:r>
+        <w:rPr>
+          <w:rFonts w:ascii="Times New Roman" w:cs="Times New Roman" w:eastAsia="Times New Roman" w:hAnsi="Times New Roman"/>
+          <w:sz w:val="26"/>
+          <w:szCs w:val="26"/>
+        </w:rPr>
+        <w:t xml:space="preserve">{pa_3_b_o} </w:t>
+      </w:r>
+      <w:r>
+        <w:rPr>
+          <w:rFonts w:ascii="Times New Roman" w:cs="Times New Roman" w:eastAsia="Times New Roman" w:hAnsi="Times New Roman"/>
+          <w:b/>
+          <w:bCs/>
+          <w:sz w:val="26"/>
+          <w:szCs w:val="26"/>
+        </w:rPr>
+        <w:t xml:space="preserve">Phương án B:</w:t>
+      </w:r>
+      <w:r>
+        <w:rPr>
+          <w:rFonts w:ascii="Times New Roman" w:cs="Times New Roman" w:eastAsia="Times New Roman" w:hAnsi="Times New Roman"/>
+          <w:sz w:val="26"/>
+          <w:szCs w:val="26"/>
+        </w:rPr>
+        <w:t xml:space="preserve"> 24 tháng đối với thùng, cánh, khung; 12 tháng đối với phụ kiện (bản lề, ray, tay nâng) hoặc theo bảo hành của nhà sản xuất phụ kiện.</w:t>
+      </w:r>
+    </w:p>
+    <w:p>
+      <w:pPr>
+        <w:pBdr>
+          <w:left w:val="single" w:color="4F81BD" w:sz="18" w:space="6"/>
+        </w:pBdr>
+        <w:shd w:fill="EAF1FB" w:color="auto" w:val="clear"/>
+        <w:spacing w:after="40" w:before="20" w:line="288"/>
+        <w:ind w:left="360"/>
+        <w:jc w:val="both"/>
+      </w:pPr>
+      <w:r>
+        <w:t xml:space="preserve">{/pa_3_b}</w:t>
+      </w:r>
+    </w:p>
+    <w:p>
+      <w:pPr>
+        <w:spacing w:after="80" w:before="40" w:line="288"/>
+        <w:jc w:val="both"/>
+      </w:pPr>
+      <w:r>
+        <w:rPr>
+          <w:rFonts w:ascii="Times New Roman" w:cs="Times New Roman" w:eastAsia="Times New Roman" w:hAnsi="Times New Roman"/>
+          <w:sz w:val="26"/>
+          <w:szCs w:val="26"/>
+        </w:rPr>
+        <w:t xml:space="preserve">8.2. Bên B khắc phục lỗi do vật liệu, sản xuất, lắp đặt trong vòng {o_31}  ngày kể từ khi nhận thông báo.</w:t>
+      </w:r>
+    </w:p>
+    <w:p>
+      <w:pPr>
+        <w:spacing w:after="80" w:before="40" w:line="288"/>
+        <w:jc w:val="both"/>
+      </w:pPr>
+      <w:r>
+        <w:rPr>
+          <w:rFonts w:ascii="Times New Roman" w:cs="Times New Roman" w:eastAsia="Times New Roman" w:hAnsi="Times New Roman"/>
+          <w:sz w:val="26"/>
+          <w:szCs w:val="26"/>
+        </w:rPr>
+        <w:t xml:space="preserve">8.3. Không bảo hành: hư hỏng do ngấm nước, ẩm mốc do rò rỉ của công trình, va đập, dùng hóa chất tẩy rửa mạnh, tự ý tháo lắp, di chuyển; hao mòn tự nhiên; vật liệu do Bên A chỉ định không theo khuyến nghị của Bên B.</w:t>
+      </w:r>
+    </w:p>
+    <w:p>
+      <w:pPr>
+        <w:pStyle w:val="Heading2"/>
+        <w:keepNext/>
+        <w:spacing w:after="80" w:before="200" w:line="288"/>
+        <w:jc w:val="both"/>
+      </w:pPr>
+      <w:r>
+        <w:rPr>
+          <w:rFonts w:ascii="Times New Roman" w:cs="Times New Roman" w:eastAsia="Times New Roman" w:hAnsi="Times New Roman"/>
+          <w:b/>
+          <w:bCs/>
+          <w:sz w:val="26"/>
+          <w:szCs w:val="26"/>
+        </w:rPr>
+        <w:t xml:space="preserve">Điều 9. Phạt vi phạm</w:t>
+      </w:r>
+    </w:p>
+    <w:p>
+      <w:pPr>
+        <w:spacing w:after="80" w:before="40" w:line="288"/>
+        <w:jc w:val="both"/>
+      </w:pPr>
+      <w:r>
+        <w:rPr>
+          <w:rFonts w:ascii="Times New Roman" w:cs="Times New Roman" w:eastAsia="Times New Roman" w:hAnsi="Times New Roman"/>
+          <w:sz w:val="26"/>
+          <w:szCs w:val="26"/>
+        </w:rPr>
+        <w:t xml:space="preserve">9.1. Bên B giao, lắp đặt chậm do lỗi của mình bị phạt {o_32} % giá trị phần hợp đồng chậm thực hiện cho mỗi ngày chậm; tổng mức phạt không vượt quá 8% giá trị phần nghĩa vụ hợp đồng bị vi phạm.</w:t>
+      </w:r>
+    </w:p>
+    <w:p>
+      <w:pPr>
+        <w:spacing w:after="80" w:before="40" w:line="288"/>
+        <w:jc w:val="both"/>
+      </w:pPr>
+      <w:r>
+        <w:rPr>
+          <w:rFonts w:ascii="Times New Roman" w:cs="Times New Roman" w:eastAsia="Times New Roman" w:hAnsi="Times New Roman"/>
+          <w:sz w:val="26"/>
+          <w:szCs w:val="26"/>
+        </w:rPr>
+        <w:t xml:space="preserve">9.2. Bên A chậm thanh toán chịu lãi chậm trả theo lãi suất nợ quá hạn trung bình trên thị trường tại thời điểm thanh toán.</w:t>
+      </w:r>
+    </w:p>
+    <w:p>
+      <w:pPr>
+        <w:pStyle w:val="Heading2"/>
+        <w:keepNext/>
+        <w:spacing w:after="80" w:before="200" w:line="288"/>
+        <w:jc w:val="both"/>
+      </w:pPr>
+      <w:r>
+        <w:rPr>
+          <w:rFonts w:ascii="Times New Roman" w:cs="Times New Roman" w:eastAsia="Times New Roman" w:hAnsi="Times New Roman"/>
+          <w:b/>
+          <w:bCs/>
+          <w:sz w:val="26"/>
+          <w:szCs w:val="26"/>
+        </w:rPr>
+        <w:t xml:space="preserve">Điều 10. Sự kiện bất khả kháng và hoàn cảnh thay đổi cơ bản</w:t>
+      </w:r>
+    </w:p>
+    <w:p>
+      <w:pPr>
+        <w:spacing w:after="80" w:before="40" w:line="288"/>
+        <w:jc w:val="both"/>
+      </w:pPr>
+      <w:r>
+        <w:rPr>
+          <w:rFonts w:ascii="Times New Roman" w:cs="Times New Roman" w:eastAsia="Times New Roman" w:hAnsi="Times New Roman"/>
+          <w:sz w:val="26"/>
+          <w:szCs w:val="26"/>
+        </w:rPr>
+        <w:t xml:space="preserve">10.1. Sự kiện bất khả kháng là sự kiện xảy ra khách quan, không thể lường trước và không thể khắc phục được mặc dù đã áp dụng mọi biện pháp cần thiết trong khả năng cho phép, gồm: thiên tai, hỏa hoạn không do lỗi của các bên, dịch bệnh được cơ quan có thẩm quyền công bố, chiến tranh, bạo loạn, quyết định của cơ quan nhà nước có thẩm quyền làm ngưng trệ việc thực hiện hợp đồng và các trường hợp khác theo quy định của pháp luật.</w:t>
+      </w:r>
+    </w:p>
+    <w:p>
+      <w:pPr>
+        <w:spacing w:after="80" w:before="40" w:line="288"/>
+        <w:jc w:val="both"/>
+      </w:pPr>
+      <w:r>
+        <w:rPr>
+          <w:rFonts w:ascii="Times New Roman" w:cs="Times New Roman" w:eastAsia="Times New Roman" w:hAnsi="Times New Roman"/>
+          <w:sz w:val="26"/>
+          <w:szCs w:val="26"/>
+        </w:rPr>
+        <w:t xml:space="preserve">10.2. Bên gặp sự kiện bất khả kháng phải thông báo bằng văn bản cho bên kia trong vòng 03 (ba) ngày làm việc kể từ khi sự kiện xảy ra, kèm bằng chứng hợp lý, và áp dụng mọi biện pháp để hạn chế thiệt hại.</w:t>
+      </w:r>
+    </w:p>
+    <w:p>
+      <w:pPr>
+        <w:spacing w:after="80" w:before="40" w:line="288"/>
+        <w:jc w:val="both"/>
+      </w:pPr>
+      <w:r>
+        <w:rPr>
+          <w:rFonts w:ascii="Times New Roman" w:cs="Times New Roman" w:eastAsia="Times New Roman" w:hAnsi="Times New Roman"/>
+          <w:sz w:val="26"/>
+          <w:szCs w:val="26"/>
+        </w:rPr>
+        <w:t xml:space="preserve">10.3. Thời gian bị ảnh hưởng bởi sự kiện bất khả kháng không tính vào thời hạn thực hiện hợp đồng. Không bên nào bị phạt hoặc phải bồi thường do không thực hiện nghĩa vụ vì sự kiện bất khả kháng.</w:t>
+      </w:r>
+    </w:p>
+    <w:p>
+      <w:pPr>
+        <w:spacing w:after="80" w:before="40" w:line="288"/>
+        <w:jc w:val="both"/>
+      </w:pPr>
+      <w:r>
+        <w:rPr>
+          <w:rFonts w:ascii="Times New Roman" w:cs="Times New Roman" w:eastAsia="Times New Roman" w:hAnsi="Times New Roman"/>
+          <w:sz w:val="26"/>
+          <w:szCs w:val="26"/>
+        </w:rPr>
+        <w:t xml:space="preserve">10.4. Nếu sự kiện bất khả kháng kéo dài quá {o_33}  ngày liên tục, mỗi bên có quyền chấm dứt hợp đồng bằng văn bản; các bên thanh toán cho nhau phần công việc, hàng hóa đã thực hiện và được nghiệm thu đến thời điểm chấm dứt.</w:t>
+      </w:r>
+    </w:p>
+    <w:p>
+      <w:pPr>
+        <w:spacing w:after="80" w:before="40" w:line="288"/>
+        <w:jc w:val="both"/>
+      </w:pPr>
+      <w:r>
+        <w:rPr>
+          <w:rFonts w:ascii="Times New Roman" w:cs="Times New Roman" w:eastAsia="Times New Roman" w:hAnsi="Times New Roman"/>
+          <w:sz w:val="26"/>
+          <w:szCs w:val="26"/>
+        </w:rPr>
+        <w:t xml:space="preserve">10.5. Khi hoàn cảnh thay đổi cơ bản theo Điều 420 Bộ luật Dân sự (ví dụ: giá vật liệu chính biến động bất thường vượt quá {o_34} % so với thời điểm ký), bên bị ảnh hưởng có quyền đề nghị đàm phán lại phần giá và tiến độ liên quan trong thời hạn hợp lý.</w:t>
+      </w:r>
+    </w:p>
+    <w:p>
+      <w:pPr>
+        <w:pStyle w:val="Heading2"/>
+        <w:keepNext/>
+        <w:spacing w:after="80" w:before="200" w:line="288"/>
+        <w:jc w:val="both"/>
+      </w:pPr>
+      <w:r>
+        <w:rPr>
+          <w:rFonts w:ascii="Times New Roman" w:cs="Times New Roman" w:eastAsia="Times New Roman" w:hAnsi="Times New Roman"/>
+          <w:b/>
+          <w:bCs/>
+          <w:sz w:val="26"/>
+          <w:szCs w:val="26"/>
+        </w:rPr>
+        <w:t xml:space="preserve">Điều 11. Giải quyết tranh chấp</w:t>
+      </w:r>
+    </w:p>
+    <w:p>
+      <w:pPr>
+        <w:spacing w:after="80" w:before="40" w:line="288"/>
+        <w:jc w:val="both"/>
+      </w:pPr>
+      <w:r>
+        <w:rPr>
+          <w:rFonts w:ascii="Times New Roman" w:cs="Times New Roman" w:eastAsia="Times New Roman" w:hAnsi="Times New Roman"/>
+          <w:sz w:val="26"/>
+          <w:szCs w:val="26"/>
+        </w:rPr>
+        <w:t xml:space="preserve">11.1. Khi phát sinh tranh chấp, các bên ưu tiên thương lượng, hòa giải trên tinh thần thiện chí. Bên nhận được yêu cầu giải quyết phải trả lời bằng văn bản trong vòng 07 (bảy) ngày làm việc.</w:t>
+      </w:r>
+    </w:p>
+    <w:p>
+      <w:pPr>
+        <w:spacing w:after="80" w:before="40" w:line="288"/>
+        <w:jc w:val="both"/>
+      </w:pPr>
+      <w:r>
+        <w:rPr>
+          <w:rFonts w:ascii="Times New Roman" w:cs="Times New Roman" w:eastAsia="Times New Roman" w:hAnsi="Times New Roman"/>
+          <w:sz w:val="26"/>
+          <w:szCs w:val="26"/>
+        </w:rPr>
+        <w:t xml:space="preserve">11.2. Trường hợp thương lượng không thành trong vòng 30 (ba mươi) ngày kể từ ngày một bên gửi yêu cầu, tranh chấp được giải quyết theo phương án sau:</w:t>
+      </w:r>
+    </w:p>
+    <w:p>
+      <w:pPr>
+        <w:pBdr>
+          <w:left w:val="single" w:color="4F81BD" w:sz="18" w:space="6"/>
+        </w:pBdr>
+        <w:shd w:fill="EAF1FB" w:color="auto" w:val="clear"/>
+        <w:spacing w:after="40" w:before="20" w:line="288"/>
+        <w:ind w:left="360"/>
+        <w:jc w:val="both"/>
+      </w:pPr>
+      <w:r>
+        <w:t xml:space="preserve">{#pa_4_a}</w:t>
+      </w:r>
+    </w:p>
+    <w:p>
+      <w:pPr>
+        <w:pBdr>
+          <w:left w:val="single" w:color="4F81BD" w:sz="18" w:space="6"/>
+        </w:pBdr>
+        <w:shd w:fill="EAF1FB" w:color="auto" w:val="clear"/>
+        <w:spacing w:after="40" w:before="20" w:line="288"/>
+        <w:ind w:left="360"/>
+        <w:jc w:val="both"/>
+      </w:pPr>
+      <w:r>
+        <w:rPr>
+          <w:rFonts w:ascii="Times New Roman" w:cs="Times New Roman" w:eastAsia="Times New Roman" w:hAnsi="Times New Roman"/>
+          <w:sz w:val="26"/>
+          <w:szCs w:val="26"/>
+        </w:rPr>
+        <w:t xml:space="preserve">{pa_4_a_o} </w:t>
+      </w:r>
+      <w:r>
+        <w:rPr>
+          <w:rFonts w:ascii="Times New Roman" w:cs="Times New Roman" w:eastAsia="Times New Roman" w:hAnsi="Times New Roman"/>
+          <w:b/>
+          <w:bCs/>
+          <w:sz w:val="26"/>
+          <w:szCs w:val="26"/>
+        </w:rPr>
+        <w:t xml:space="preserve">Phương án A:</w:t>
+      </w:r>
+      <w:r>
+        <w:rPr>
+          <w:rFonts w:ascii="Times New Roman" w:cs="Times New Roman" w:eastAsia="Times New Roman" w:hAnsi="Times New Roman"/>
+          <w:sz w:val="26"/>
+          <w:szCs w:val="26"/>
+        </w:rPr>
+        <w:t xml:space="preserve"> Tòa án nhân dân có thẩm quyền theo quy định của pháp luật tố tụng dân sự giải quyết theo quy định của pháp luật Việt Nam.</w:t>
+      </w:r>
+    </w:p>
+    <w:p>
+      <w:pPr>
+        <w:pBdr>
+          <w:left w:val="single" w:color="4F81BD" w:sz="18" w:space="6"/>
+        </w:pBdr>
+        <w:shd w:fill="EAF1FB" w:color="auto" w:val="clear"/>
+        <w:spacing w:after="40" w:before="20" w:line="288"/>
+        <w:ind w:left="360"/>
+        <w:jc w:val="both"/>
+      </w:pPr>
+      <w:r>
+        <w:t xml:space="preserve">{/pa_4_a}</w:t>
+      </w:r>
+    </w:p>
+    <w:p>
+      <w:pPr>
+        <w:pBdr>
+          <w:left w:val="single" w:color="4F81BD" w:sz="18" w:space="6"/>
+        </w:pBdr>
+        <w:shd w:fill="EAF1FB" w:color="auto" w:val="clear"/>
+        <w:spacing w:after="40" w:before="20" w:line="288"/>
+        <w:ind w:left="360"/>
+        <w:jc w:val="both"/>
+      </w:pPr>
+      <w:r>
+        <w:t xml:space="preserve">{#pa_4_b}</w:t>
+      </w:r>
+    </w:p>
+    <w:p>
+      <w:pPr>
+        <w:pBdr>
+          <w:left w:val="single" w:color="4F81BD" w:sz="18" w:space="6"/>
+        </w:pBdr>
+        <w:shd w:fill="EAF1FB" w:color="auto" w:val="clear"/>
+        <w:spacing w:after="40" w:before="20" w:line="288"/>
+        <w:ind w:left="360"/>
+        <w:jc w:val="both"/>
+      </w:pPr>
+      <w:r>
+        <w:rPr>
+          <w:rFonts w:ascii="Times New Roman" w:cs="Times New Roman" w:eastAsia="Times New Roman" w:hAnsi="Times New Roman"/>
+          <w:sz w:val="26"/>
+          <w:szCs w:val="26"/>
+        </w:rPr>
+        <w:t xml:space="preserve">{pa_4_b_o} </w:t>
+      </w:r>
+      <w:r>
+        <w:rPr>
+          <w:rFonts w:ascii="Times New Roman" w:cs="Times New Roman" w:eastAsia="Times New Roman" w:hAnsi="Times New Roman"/>
+          <w:b/>
+          <w:bCs/>
+          <w:sz w:val="26"/>
+          <w:szCs w:val="26"/>
+        </w:rPr>
+        <w:t xml:space="preserve">Phương án B:</w:t>
+      </w:r>
+      <w:r>
+        <w:rPr>
+          <w:rFonts w:ascii="Times New Roman" w:cs="Times New Roman" w:eastAsia="Times New Roman" w:hAnsi="Times New Roman"/>
+          <w:sz w:val="26"/>
+          <w:szCs w:val="26"/>
+        </w:rPr>
+        <w:t xml:space="preserve"> Trung tâm Trọng tài Quốc tế Việt Nam (VIAC) giải quyết theo Quy tắc tố tụng trọng tài của Trung tâm này; phán quyết trọng tài là chung thẩm. Số trọng tài viên: 01; địa điểm: Hà Nội; ngôn ngữ: tiếng Việt.</w:t>
+      </w:r>
+    </w:p>
+    <w:p>
+      <w:pPr>
+        <w:pBdr>
+          <w:left w:val="single" w:color="4F81BD" w:sz="18" w:space="6"/>
+        </w:pBdr>
+        <w:shd w:fill="EAF1FB" w:color="auto" w:val="clear"/>
+        <w:spacing w:after="40" w:before="20" w:line="288"/>
+        <w:ind w:left="360"/>
+        <w:jc w:val="both"/>
+      </w:pPr>
+      <w:r>
+        <w:t xml:space="preserve">{/pa_4_b}</w:t>
+      </w:r>
+    </w:p>
+    <w:p>
+      <w:pPr>
+        <w:spacing w:after="80" w:before="40" w:line="288"/>
+        <w:jc w:val="both"/>
+      </w:pPr>
+      <w:r>
+        <w:rPr>
+          <w:rFonts w:ascii="Times New Roman" w:cs="Times New Roman" w:eastAsia="Times New Roman" w:hAnsi="Times New Roman"/>
+          <w:sz w:val="26"/>
+          <w:szCs w:val="26"/>
+        </w:rPr>
+        <w:t xml:space="preserve">11.3. Trong thời gian giải quyết tranh chấp, các bên tiếp tục thực hiện các nghĩa vụ không bị tranh chấp, trừ khi hợp đồng đã chấm dứt.</w:t>
+      </w:r>
+    </w:p>
+    <w:p>
+      <w:pPr>
+        <w:pStyle w:val="Heading2"/>
+        <w:keepNext/>
+        <w:spacing w:after="80" w:before="200" w:line="288"/>
+        <w:jc w:val="both"/>
+      </w:pPr>
+      <w:r>
+        <w:rPr>
+          <w:rFonts w:ascii="Times New Roman" w:cs="Times New Roman" w:eastAsia="Times New Roman" w:hAnsi="Times New Roman"/>
+          <w:b/>
+          <w:bCs/>
+          <w:sz w:val="26"/>
+          <w:szCs w:val="26"/>
+        </w:rPr>
         <w:t xml:space="preserve">Điều 12. Hiệu lực và điều khoản thi hành</w:t>
       </w:r>
     </w:p>
@@ -1631,7 +1855,7 @@
           <w:sz w:val="26"/>
           <w:szCs w:val="26"/>
         </w:rPr>
-        <w:t xml:space="preserve">12.1. Hợp đồng có hiệu lực kể từ [ngày ký / ngày bên có quyền nhận được bảo đảm thực hiện hợp đồng/tiền tạm ứng – chọn một].</w:t>
+        <w:t xml:space="preserve">12.1. Hợp đồng có hiệu lực kể từ {c_2}.</w:t>
       </w:r>
     </w:p>
     <w:p>
@@ -3187,7 +3411,7 @@
                 <w:sz w:val="24"/>
                 <w:szCs w:val="24"/>
               </w:rPr>
-              <w:t xml:space="preserve">………</w:t>
+              <w:t xml:space="preserve">{o_35}</w:t>
             </w:r>
           </w:p>
         </w:tc>

--- a/db/seed-assets/contract-templates/NVO/NVO-HD-04_Hop_dong_thiet_ke_san_xuat_lap_dat_noi_that.docx
+++ b/db/seed-assets/contract-templates/NVO/NVO-HD-04_Hop_dong_thiet_ke_san_xuat_lap_dat_noi_that.docx
@@ -143,7 +143,7 @@
                 <w:sz w:val="24"/>
                 <w:szCs w:val="24"/>
               </w:rPr>
-              <w:t xml:space="preserve">{o_1}, ngày {ngay_ky_ngay} tháng {ngay_ky_thang} năm {ngay_ky_nam}</w:t>
+              <w:t xml:space="preserve">{noi_ky}, ngày {ngay_ky_ngay} tháng {ngay_ky_thang} năm {ngay_ky_nam}</w:t>
             </w:r>
           </w:p>
         </w:tc>
@@ -193,7 +193,7 @@
           <w:sz w:val="26"/>
           <w:szCs w:val="26"/>
         </w:rPr>
-        <w:t xml:space="preserve">Công trình: {ten_hop_dong} – Địa chỉ: {o_2}</w:t>
+        <w:t xml:space="preserve">Công trình: {ten_hop_dong} – Địa chỉ: {o_1}</w:t>
       </w:r>
     </w:p>
     <w:p>
@@ -318,7 +318,7 @@
           <w:sz w:val="26"/>
           <w:szCs w:val="26"/>
         </w:rPr>
-        <w:t xml:space="preserve">Hôm nay, ngày {ngay_ky_ngay} tháng {ngay_ky_thang} năm {ngay_ky_nam}, tại {o_3}, chúng tôi gồm:</w:t>
+        <w:t xml:space="preserve">Hôm nay, ngày {ngay_ky_ngay} tháng {ngay_ky_thang} năm {ngay_ky_nam}, tại {noi_ky}, chúng tôi gồm:</w:t>
       </w:r>
     </w:p>
     <w:p>
@@ -367,7 +367,7 @@
           <w:sz w:val="26"/>
           <w:szCs w:val="26"/>
         </w:rPr>
-        <w:t xml:space="preserve">Ông/Bà: {o_4}  Ngày sinh: {o_5}</w:t>
+        <w:t xml:space="preserve">Ông/Bà: {o_2}  Ngày sinh: {o_3}</w:t>
       </w:r>
     </w:p>
     <w:p>
@@ -382,7 +382,7 @@
           <w:sz w:val="26"/>
           <w:szCs w:val="26"/>
         </w:rPr>
-        <w:t xml:space="preserve">Số định danh cá nhân/CCCD: {o_6} cấp ngày {o_7} tại {o_8}</w:t>
+        <w:t xml:space="preserve">Số định danh cá nhân/CCCD: {o_4} cấp ngày {o_5} tại {o_6}</w:t>
       </w:r>
     </w:p>
     <w:p>
@@ -536,7 +536,7 @@
           <w:sz w:val="26"/>
           <w:szCs w:val="26"/>
         </w:rPr>
-        <w:t xml:space="preserve">(Hoặc người được ủy quyền: {o_9} – Chức vụ: {o_10} – theo Giấy ủy quyền số {o_11} ngày {o_12})</w:t>
+        <w:t xml:space="preserve">(Hoặc người được ủy quyền: {o_7} – Chức vụ: {o_8} – theo Giấy ủy quyền số {o_9} ngày {o_10})</w:t>
       </w:r>
     </w:p>
     <w:p>
@@ -680,7 +680,7 @@
           <w:sz w:val="26"/>
           <w:szCs w:val="26"/>
         </w:rPr>
-        <w:t xml:space="preserve"> Thiết kế 3D + sản xuất + lắp đặt (phí thiết kế {o_13} đồng, được khấu trừ {o_14} % nếu Bên A ký sản xuất).</w:t>
+        <w:t xml:space="preserve"> Thiết kế 3D + sản xuất + lắp đặt (phí thiết kế {o_11} đồng, được khấu trừ {o_12} % nếu Bên A ký sản xuất).</w:t>
       </w:r>
     </w:p>
     <w:p>
@@ -773,7 +773,7 @@
           <w:sz w:val="26"/>
           <w:szCs w:val="26"/>
         </w:rPr>
-        <w:t xml:space="preserve">1.3. Không bao gồm: thiết bị điện tử, thiết bị bếp (bếp, hút mùi, lò{o_15}), đá ốp, kính, rèm, đèn trang trí và đấu nối điện nước, trừ khi được liệt kê tại Phụ lục 01.</w:t>
+        <w:t xml:space="preserve">1.3. Không bao gồm: thiết bị điện tử, thiết bị bếp (bếp, hút mùi, lò{o_13}), đá ốp, kính, rèm, đèn trang trí và đấu nối điện nước, trừ khi được liệt kê tại Phụ lục 01.</w:t>
       </w:r>
     </w:p>
     <w:p>
@@ -857,7 +857,7 @@
           <w:sz w:val="26"/>
           <w:szCs w:val="26"/>
         </w:rPr>
-        <w:t xml:space="preserve">2.4. Vật liệu chính: {o_16} (VD: MDF lõi xanh chống ẩm phủ melamine/acrylic/laminate; gỗ tự nhiên {o_17}; phụ kiện bản lề, ray {o_18} thương hiệu {o_19}).</w:t>
+        <w:t xml:space="preserve">2.4. Vật liệu chính: {o_14} (VD: MDF lõi xanh chống ẩm phủ melamine/acrylic/laminate; gỗ tự nhiên {o_15}; phụ kiện bản lề, ray {o_16} thương hiệu {o_17}).</w:t>
       </w:r>
     </w:p>
     <w:p>
@@ -935,7 +935,7 @@
           <w:sz w:val="26"/>
           <w:szCs w:val="26"/>
         </w:rPr>
-        <w:t xml:space="preserve">3.3. Chi phí phát sinh do công trình không có thang máy, phải vận chuyển thủ công lên tầng cao hoặc đường vào hạn chế: {o_20} đồng (nếu có).</w:t>
+        <w:t xml:space="preserve">3.3. Chi phí phát sinh do công trình không có thang máy, phải vận chuyển thủ công lên tầng cao hoặc đường vào hạn chế: {o_18} đồng (nếu có).</w:t>
       </w:r>
     </w:p>
     <w:p>
@@ -1022,7 +1022,7 @@
           <w:sz w:val="26"/>
           <w:szCs w:val="26"/>
         </w:rPr>
-        <w:t xml:space="preserve"> 50% khi ký hợp đồng và duyệt shop drawing; 40% khi giao hàng đến công trình (trước khi lắp đặt); 10% trong vòng {o_21} ngày kể từ ngày nghiệm thu bàn giao.</w:t>
+        <w:t xml:space="preserve"> 50% khi ký hợp đồng và duyệt shop drawing; 40% khi giao hàng đến công trình (trước khi lắp đặt); 10% trong vòng {o_19} ngày kể từ ngày nghiệm thu bàn giao.</w:t>
       </w:r>
     </w:p>
     <w:p>
@@ -1133,7 +1133,7 @@
           <w:sz w:val="26"/>
           <w:szCs w:val="26"/>
         </w:rPr>
-        <w:t xml:space="preserve">4.1. Thanh toán bằng chuyển khoản vào tài khoản Bên B. Bên A chậm thanh toán đợt giao hàng thì Bên B có quyền tạm hoãn giao, lắp đặt; Bên A chịu chi phí lưu kho {o_22} đồng/ngày sau {o_23} ngày.</w:t>
+        <w:t xml:space="preserve">4.1. Thanh toán bằng chuyển khoản vào tài khoản Bên B. Bên A chậm thanh toán đợt giao hàng thì Bên B có quyền tạm hoãn giao, lắp đặt; Bên A chịu chi phí lưu kho {o_20} đồng/ngày sau {o_21} ngày.</w:t>
       </w:r>
     </w:p>
     <w:p>
@@ -1165,7 +1165,7 @@
           <w:sz w:val="26"/>
           <w:szCs w:val="26"/>
         </w:rPr>
-        <w:t xml:space="preserve">5.1. Thời gian sản xuất: {o_24} ngày làm việc kể từ ngày Bên A ký duyệt shop drawing, mẫu vật liệu và thanh toán đợt 1.</w:t>
+        <w:t xml:space="preserve">5.1. Thời gian sản xuất: {o_22} ngày làm việc kể từ ngày Bên A ký duyệt shop drawing, mẫu vật liệu và thanh toán đợt 1.</w:t>
       </w:r>
     </w:p>
     <w:p>
@@ -1179,7 +1179,7 @@
           <w:sz w:val="26"/>
           <w:szCs w:val="26"/>
         </w:rPr>
-        <w:t xml:space="preserve">5.2. Thời gian lắp đặt: {o_25} ngày kể từ ngày giao hàng, với điều kiện mặt bằng đã sẵn sàng (sạch, có điện, không có đội thi công khác làm cản trở).</w:t>
+        <w:t xml:space="preserve">5.2. Thời gian lắp đặt: {o_23} ngày kể từ ngày giao hàng, với điều kiện mặt bằng đã sẵn sàng (sạch, có điện, không có đội thi công khác làm cản trở).</w:t>
       </w:r>
     </w:p>
     <w:p>
@@ -1249,7 +1249,7 @@
           <w:sz w:val="26"/>
           <w:szCs w:val="26"/>
         </w:rPr>
-        <w:t xml:space="preserve">6.2. Bên A đơn phương hủy hợp đồng: (a) trước khi duyệt shop drawing – Bên B được giữ phí thiết kế và chi phí đo đạc {o_26} đồng; (b) sau khi duyệt shop drawing – Bên A thanh toán toàn bộ chi phí vật liệu đã mua, phần sản xuất đã thực hiện và bồi thường {o_27} % giá trị phần hợp đồng còn lại; Bên B giao sản phẩm đã hoàn thành (nếu có) cho Bên A.</w:t>
+        <w:t xml:space="preserve">6.2. Bên A đơn phương hủy hợp đồng: (a) trước khi duyệt shop drawing – Bên B được giữ phí thiết kế và chi phí đo đạc {o_24} đồng; (b) sau khi duyệt shop drawing – Bên A thanh toán toàn bộ chi phí vật liệu đã mua, phần sản xuất đã thực hiện và bồi thường {o_25} % giá trị phần hợp đồng còn lại; Bên B giao sản phẩm đã hoàn thành (nếu có) cho Bên A.</w:t>
       </w:r>
     </w:p>
     <w:p>
@@ -1281,7 +1281,7 @@
           <w:sz w:val="26"/>
           <w:szCs w:val="26"/>
         </w:rPr>
-        <w:t xml:space="preserve">7.1. Bên B thông báo lịch giao hàng trước {o_28} ngày. Bên A bố trí người nhận hàng, chỗ tập kết; ký biên bản giao nhận số lượng, tình trạng ngoại quan.</w:t>
+        <w:t xml:space="preserve">7.1. Bên B thông báo lịch giao hàng trước {o_26} ngày. Bên A bố trí người nhận hàng, chỗ tập kết; ký biên bản giao nhận số lượng, tình trạng ngoại quan.</w:t>
       </w:r>
     </w:p>
     <w:p>
@@ -1295,7 +1295,7 @@
           <w:sz w:val="26"/>
           <w:szCs w:val="26"/>
         </w:rPr>
-        <w:t xml:space="preserve">7.2. Nghiệm thu bàn giao: kiểm tra kích thước, vật liệu, màu sắc theo shop drawing; độ chắc chắn, vận hành cánh, ngăn kéo, phụ kiện. Lỗi nhỏ không ảnh hưởng công năng được ghi vào biên bản để khắc phục trong {o_29} ngày, không là lý do từ chối nghiệm thu.</w:t>
+        <w:t xml:space="preserve">7.2. Nghiệm thu bàn giao: kiểm tra kích thước, vật liệu, màu sắc theo shop drawing; độ chắc chắn, vận hành cánh, ngăn kéo, phụ kiện. Lỗi nhỏ không ảnh hưởng công năng được ghi vào biên bản để khắc phục trong {o_27} ngày, không là lý do từ chối nghiệm thu.</w:t>
       </w:r>
     </w:p>
     <w:p>
@@ -1309,7 +1309,7 @@
           <w:sz w:val="26"/>
           <w:szCs w:val="26"/>
         </w:rPr>
-        <w:t xml:space="preserve">7.3. Bên A không ký nghiệm thu trong vòng {o_30} ngày kể từ khi Bên B thông báo hoàn thành và không nêu lỗi cụ thể bằng văn bản, sản phẩm được coi là đã nghiệm thu.</w:t>
+        <w:t xml:space="preserve">7.3. Bên A không ký nghiệm thu trong vòng {o_28} ngày kể từ khi Bên B thông báo hoàn thành và không nêu lỗi cụ thể bằng văn bản, sản phẩm được coi là đã nghiệm thu.</w:t>
       </w:r>
     </w:p>
     <w:p>
@@ -1485,7 +1485,7 @@
           <w:sz w:val="26"/>
           <w:szCs w:val="26"/>
         </w:rPr>
-        <w:t xml:space="preserve">8.2. Bên B khắc phục lỗi do vật liệu, sản xuất, lắp đặt trong vòng {o_31}  ngày kể từ khi nhận thông báo.</w:t>
+        <w:t xml:space="preserve">8.2. Bên B khắc phục lỗi do vật liệu, sản xuất, lắp đặt trong vòng {o_29}  ngày kể từ khi nhận thông báo.</w:t>
       </w:r>
     </w:p>
     <w:p>
@@ -1531,7 +1531,7 @@
           <w:sz w:val="26"/>
           <w:szCs w:val="26"/>
         </w:rPr>
-        <w:t xml:space="preserve">9.1. Bên B giao, lắp đặt chậm do lỗi của mình bị phạt {o_32} % giá trị phần hợp đồng chậm thực hiện cho mỗi ngày chậm; tổng mức phạt không vượt quá 8% giá trị phần nghĩa vụ hợp đồng bị vi phạm.</w:t>
+        <w:t xml:space="preserve">9.1. Bên B giao, lắp đặt chậm do lỗi của mình bị phạt {o_30} % giá trị phần hợp đồng chậm thực hiện cho mỗi ngày chậm; tổng mức phạt không vượt quá 8% giá trị phần nghĩa vụ hợp đồng bị vi phạm.</w:t>
       </w:r>
     </w:p>
     <w:p>
@@ -1619,7 +1619,7 @@
           <w:sz w:val="26"/>
           <w:szCs w:val="26"/>
         </w:rPr>
-        <w:t xml:space="preserve">10.4. Nếu sự kiện bất khả kháng kéo dài quá {o_33}  ngày liên tục, mỗi bên có quyền chấm dứt hợp đồng bằng văn bản; các bên thanh toán cho nhau phần công việc, hàng hóa đã thực hiện và được nghiệm thu đến thời điểm chấm dứt.</w:t>
+        <w:t xml:space="preserve">10.4. Nếu sự kiện bất khả kháng kéo dài quá {o_31}  ngày liên tục, mỗi bên có quyền chấm dứt hợp đồng bằng văn bản; các bên thanh toán cho nhau phần công việc, hàng hóa đã thực hiện và được nghiệm thu đến thời điểm chấm dứt.</w:t>
       </w:r>
     </w:p>
     <w:p>
@@ -1633,7 +1633,7 @@
           <w:sz w:val="26"/>
           <w:szCs w:val="26"/>
         </w:rPr>
-        <w:t xml:space="preserve">10.5. Khi hoàn cảnh thay đổi cơ bản theo Điều 420 Bộ luật Dân sự (ví dụ: giá vật liệu chính biến động bất thường vượt quá {o_34} % so với thời điểm ký), bên bị ảnh hưởng có quyền đề nghị đàm phán lại phần giá và tiến độ liên quan trong thời hạn hợp lý.</w:t>
+        <w:t xml:space="preserve">10.5. Khi hoàn cảnh thay đổi cơ bản theo Điều 420 Bộ luật Dân sự (ví dụ: giá vật liệu chính biến động bất thường vượt quá {o_32} % so với thời điểm ký), bên bị ảnh hưởng có quyền đề nghị đàm phán lại phần giá và tiến độ liên quan trong thời hạn hợp lý.</w:t>
       </w:r>
     </w:p>
     <w:p>
@@ -3411,7 +3411,7 @@
                 <w:sz w:val="24"/>
                 <w:szCs w:val="24"/>
               </w:rPr>
-              <w:t xml:space="preserve">{o_35}</w:t>
+              <w:t xml:space="preserve">{o_33}</w:t>
             </w:r>
           </w:p>
         </w:tc>

--- a/db/seed-assets/contract-templates/NVO/NVO-HD-04_Hop_dong_thiet_ke_san_xuat_lap_dat_noi_that.docx
+++ b/db/seed-assets/contract-templates/NVO/NVO-HD-04_Hop_dong_thiet_ke_san_xuat_lap_dat_noi_that.docx
@@ -352,7 +352,7 @@
           <w:sz w:val="26"/>
           <w:szCs w:val="26"/>
         </w:rPr>
-        <w:t xml:space="preserve">Ông/Bà {doi_tac_ten}</w:t>
+        <w:t xml:space="preserve">Ông/Bà {doi_tac_ho_ten}</w:t>
       </w:r>
     </w:p>
     <w:p>
@@ -367,7 +367,7 @@
           <w:sz w:val="26"/>
           <w:szCs w:val="26"/>
         </w:rPr>
-        <w:t xml:space="preserve">Ông/Bà: {o_2}  Ngày sinh: {o_3}</w:t>
+        <w:t xml:space="preserve">Ngày sinh: {o_2}</w:t>
       </w:r>
     </w:p>
     <w:p>
@@ -382,7 +382,7 @@
           <w:sz w:val="26"/>
           <w:szCs w:val="26"/>
         </w:rPr>
-        <w:t xml:space="preserve">Số định danh cá nhân/CCCD: {o_4} cấp ngày {o_5} tại {o_6}</w:t>
+        <w:t xml:space="preserve">Số định danh cá nhân/CCCD: {o_3} cấp ngày {o_4} tại {o_5}</w:t>
       </w:r>
     </w:p>
     <w:p>
@@ -536,7 +536,7 @@
           <w:sz w:val="26"/>
           <w:szCs w:val="26"/>
         </w:rPr>
-        <w:t xml:space="preserve">(Hoặc người được ủy quyền: {o_7} – Chức vụ: {o_8} – theo Giấy ủy quyền số {o_9} ngày {o_10})</w:t>
+        <w:t xml:space="preserve">(Hoặc người được ủy quyền: {o_6} – Chức vụ: {o_7} – theo Giấy ủy quyền số {o_8} ngày {o_9})</w:t>
       </w:r>
     </w:p>
     <w:p>
@@ -680,7 +680,7 @@
           <w:sz w:val="26"/>
           <w:szCs w:val="26"/>
         </w:rPr>
-        <w:t xml:space="preserve"> Thiết kế 3D + sản xuất + lắp đặt (phí thiết kế {o_11} đồng, được khấu trừ {o_12} % nếu Bên A ký sản xuất).</w:t>
+        <w:t xml:space="preserve"> Thiết kế 3D + sản xuất + lắp đặt (phí thiết kế {o_10} đồng, được khấu trừ {o_11} % nếu Bên A ký sản xuất).</w:t>
       </w:r>
     </w:p>
     <w:p>
@@ -773,7 +773,7 @@
           <w:sz w:val="26"/>
           <w:szCs w:val="26"/>
         </w:rPr>
-        <w:t xml:space="preserve">1.3. Không bao gồm: thiết bị điện tử, thiết bị bếp (bếp, hút mùi, lò{o_13}), đá ốp, kính, rèm, đèn trang trí và đấu nối điện nước, trừ khi được liệt kê tại Phụ lục 01.</w:t>
+        <w:t xml:space="preserve">1.3. Không bao gồm: thiết bị điện tử, thiết bị bếp (bếp, hút mùi, lò{o_12}), đá ốp, kính, rèm, đèn trang trí và đấu nối điện nước, trừ khi được liệt kê tại Phụ lục 01.</w:t>
       </w:r>
     </w:p>
     <w:p>
@@ -857,7 +857,7 @@
           <w:sz w:val="26"/>
           <w:szCs w:val="26"/>
         </w:rPr>
-        <w:t xml:space="preserve">2.4. Vật liệu chính: {o_14} (VD: MDF lõi xanh chống ẩm phủ melamine/acrylic/laminate; gỗ tự nhiên {o_15}; phụ kiện bản lề, ray {o_16} thương hiệu {o_17}).</w:t>
+        <w:t xml:space="preserve">2.4. Vật liệu chính: {o_13} (VD: MDF lõi xanh chống ẩm phủ melamine/acrylic/laminate; gỗ tự nhiên {o_14}; phụ kiện bản lề, ray {o_15} thương hiệu {o_16}).</w:t>
       </w:r>
     </w:p>
     <w:p>
@@ -935,7 +935,7 @@
           <w:sz w:val="26"/>
           <w:szCs w:val="26"/>
         </w:rPr>
-        <w:t xml:space="preserve">3.3. Chi phí phát sinh do công trình không có thang máy, phải vận chuyển thủ công lên tầng cao hoặc đường vào hạn chế: {o_18} đồng (nếu có).</w:t>
+        <w:t xml:space="preserve">3.3. Chi phí phát sinh do công trình không có thang máy, phải vận chuyển thủ công lên tầng cao hoặc đường vào hạn chế: {o_17} đồng (nếu có).</w:t>
       </w:r>
     </w:p>
     <w:p>
@@ -1022,7 +1022,7 @@
           <w:sz w:val="26"/>
           <w:szCs w:val="26"/>
         </w:rPr>
-        <w:t xml:space="preserve"> 50% khi ký hợp đồng và duyệt shop drawing; 40% khi giao hàng đến công trình (trước khi lắp đặt); 10% trong vòng {o_19} ngày kể từ ngày nghiệm thu bàn giao.</w:t>
+        <w:t xml:space="preserve"> 50% khi ký hợp đồng và duyệt shop drawing; 40% khi giao hàng đến công trình (trước khi lắp đặt); 10% trong vòng {o_18} ngày kể từ ngày nghiệm thu bàn giao.</w:t>
       </w:r>
     </w:p>
     <w:p>
@@ -1133,7 +1133,7 @@
           <w:sz w:val="26"/>
           <w:szCs w:val="26"/>
         </w:rPr>
-        <w:t xml:space="preserve">4.1. Thanh toán bằng chuyển khoản vào tài khoản Bên B. Bên A chậm thanh toán đợt giao hàng thì Bên B có quyền tạm hoãn giao, lắp đặt; Bên A chịu chi phí lưu kho {o_20} đồng/ngày sau {o_21} ngày.</w:t>
+        <w:t xml:space="preserve">4.1. Thanh toán bằng chuyển khoản vào tài khoản Bên B. Bên A chậm thanh toán đợt giao hàng thì Bên B có quyền tạm hoãn giao, lắp đặt; Bên A chịu chi phí lưu kho {o_19} đồng/ngày sau {o_20} ngày.</w:t>
       </w:r>
     </w:p>
     <w:p>
@@ -1165,7 +1165,7 @@
           <w:sz w:val="26"/>
           <w:szCs w:val="26"/>
         </w:rPr>
-        <w:t xml:space="preserve">5.1. Thời gian sản xuất: {o_22} ngày làm việc kể từ ngày Bên A ký duyệt shop drawing, mẫu vật liệu và thanh toán đợt 1.</w:t>
+        <w:t xml:space="preserve">5.1. Thời gian sản xuất: {o_21} ngày làm việc kể từ ngày Bên A ký duyệt shop drawing, mẫu vật liệu và thanh toán đợt 1.</w:t>
       </w:r>
     </w:p>
     <w:p>
@@ -1179,7 +1179,7 @@
           <w:sz w:val="26"/>
           <w:szCs w:val="26"/>
         </w:rPr>
-        <w:t xml:space="preserve">5.2. Thời gian lắp đặt: {o_23} ngày kể từ ngày giao hàng, với điều kiện mặt bằng đã sẵn sàng (sạch, có điện, không có đội thi công khác làm cản trở).</w:t>
+        <w:t xml:space="preserve">5.2. Thời gian lắp đặt: {o_22} ngày kể từ ngày giao hàng, với điều kiện mặt bằng đã sẵn sàng (sạch, có điện, không có đội thi công khác làm cản trở).</w:t>
       </w:r>
     </w:p>
     <w:p>
@@ -1249,7 +1249,7 @@
           <w:sz w:val="26"/>
           <w:szCs w:val="26"/>
         </w:rPr>
-        <w:t xml:space="preserve">6.2. Bên A đơn phương hủy hợp đồng: (a) trước khi duyệt shop drawing – Bên B được giữ phí thiết kế và chi phí đo đạc {o_24} đồng; (b) sau khi duyệt shop drawing – Bên A thanh toán toàn bộ chi phí vật liệu đã mua, phần sản xuất đã thực hiện và bồi thường {o_25} % giá trị phần hợp đồng còn lại; Bên B giao sản phẩm đã hoàn thành (nếu có) cho Bên A.</w:t>
+        <w:t xml:space="preserve">6.2. Bên A đơn phương hủy hợp đồng: (a) trước khi duyệt shop drawing – Bên B được giữ phí thiết kế và chi phí đo đạc {o_23} đồng; (b) sau khi duyệt shop drawing – Bên A thanh toán toàn bộ chi phí vật liệu đã mua, phần sản xuất đã thực hiện và bồi thường {o_24} % giá trị phần hợp đồng còn lại; Bên B giao sản phẩm đã hoàn thành (nếu có) cho Bên A.</w:t>
       </w:r>
     </w:p>
     <w:p>
@@ -1281,7 +1281,7 @@
           <w:sz w:val="26"/>
           <w:szCs w:val="26"/>
         </w:rPr>
-        <w:t xml:space="preserve">7.1. Bên B thông báo lịch giao hàng trước {o_26} ngày. Bên A bố trí người nhận hàng, chỗ tập kết; ký biên bản giao nhận số lượng, tình trạng ngoại quan.</w:t>
+        <w:t xml:space="preserve">7.1. Bên B thông báo lịch giao hàng trước {o_25} ngày. Bên A bố trí người nhận hàng, chỗ tập kết; ký biên bản giao nhận số lượng, tình trạng ngoại quan.</w:t>
       </w:r>
     </w:p>
     <w:p>
@@ -1295,7 +1295,7 @@
           <w:sz w:val="26"/>
           <w:szCs w:val="26"/>
         </w:rPr>
-        <w:t xml:space="preserve">7.2. Nghiệm thu bàn giao: kiểm tra kích thước, vật liệu, màu sắc theo shop drawing; độ chắc chắn, vận hành cánh, ngăn kéo, phụ kiện. Lỗi nhỏ không ảnh hưởng công năng được ghi vào biên bản để khắc phục trong {o_27} ngày, không là lý do từ chối nghiệm thu.</w:t>
+        <w:t xml:space="preserve">7.2. Nghiệm thu bàn giao: kiểm tra kích thước, vật liệu, màu sắc theo shop drawing; độ chắc chắn, vận hành cánh, ngăn kéo, phụ kiện. Lỗi nhỏ không ảnh hưởng công năng được ghi vào biên bản để khắc phục trong {o_26} ngày, không là lý do từ chối nghiệm thu.</w:t>
       </w:r>
     </w:p>
     <w:p>
@@ -1309,7 +1309,7 @@
           <w:sz w:val="26"/>
           <w:szCs w:val="26"/>
         </w:rPr>
-        <w:t xml:space="preserve">7.3. Bên A không ký nghiệm thu trong vòng {o_28} ngày kể từ khi Bên B thông báo hoàn thành và không nêu lỗi cụ thể bằng văn bản, sản phẩm được coi là đã nghiệm thu.</w:t>
+        <w:t xml:space="preserve">7.3. Bên A không ký nghiệm thu trong vòng {o_27} ngày kể từ khi Bên B thông báo hoàn thành và không nêu lỗi cụ thể bằng văn bản, sản phẩm được coi là đã nghiệm thu.</w:t>
       </w:r>
     </w:p>
     <w:p>
@@ -1485,7 +1485,7 @@
           <w:sz w:val="26"/>
           <w:szCs w:val="26"/>
         </w:rPr>
-        <w:t xml:space="preserve">8.2. Bên B khắc phục lỗi do vật liệu, sản xuất, lắp đặt trong vòng {o_29}  ngày kể từ khi nhận thông báo.</w:t>
+        <w:t xml:space="preserve">8.2. Bên B khắc phục lỗi do vật liệu, sản xuất, lắp đặt trong vòng {o_28}  ngày kể từ khi nhận thông báo.</w:t>
       </w:r>
     </w:p>
     <w:p>
@@ -1531,7 +1531,7 @@
           <w:sz w:val="26"/>
           <w:szCs w:val="26"/>
         </w:rPr>
-        <w:t xml:space="preserve">9.1. Bên B giao, lắp đặt chậm do lỗi của mình bị phạt {o_30} % giá trị phần hợp đồng chậm thực hiện cho mỗi ngày chậm; tổng mức phạt không vượt quá 8% giá trị phần nghĩa vụ hợp đồng bị vi phạm.</w:t>
+        <w:t xml:space="preserve">9.1. Bên B giao, lắp đặt chậm do lỗi của mình bị phạt {o_29} % giá trị phần hợp đồng chậm thực hiện cho mỗi ngày chậm; tổng mức phạt không vượt quá 8% giá trị phần nghĩa vụ hợp đồng bị vi phạm.</w:t>
       </w:r>
     </w:p>
     <w:p>
@@ -1619,7 +1619,7 @@
           <w:sz w:val="26"/>
           <w:szCs w:val="26"/>
         </w:rPr>
-        <w:t xml:space="preserve">10.4. Nếu sự kiện bất khả kháng kéo dài quá {o_31}  ngày liên tục, mỗi bên có quyền chấm dứt hợp đồng bằng văn bản; các bên thanh toán cho nhau phần công việc, hàng hóa đã thực hiện và được nghiệm thu đến thời điểm chấm dứt.</w:t>
+        <w:t xml:space="preserve">10.4. Nếu sự kiện bất khả kháng kéo dài quá {o_30}  ngày liên tục, mỗi bên có quyền chấm dứt hợp đồng bằng văn bản; các bên thanh toán cho nhau phần công việc, hàng hóa đã thực hiện và được nghiệm thu đến thời điểm chấm dứt.</w:t>
       </w:r>
     </w:p>
     <w:p>
@@ -1633,7 +1633,7 @@
           <w:sz w:val="26"/>
           <w:szCs w:val="26"/>
         </w:rPr>
-        <w:t xml:space="preserve">10.5. Khi hoàn cảnh thay đổi cơ bản theo Điều 420 Bộ luật Dân sự (ví dụ: giá vật liệu chính biến động bất thường vượt quá {o_32} % so với thời điểm ký), bên bị ảnh hưởng có quyền đề nghị đàm phán lại phần giá và tiến độ liên quan trong thời hạn hợp lý.</w:t>
+        <w:t xml:space="preserve">10.5. Khi hoàn cảnh thay đổi cơ bản theo Điều 420 Bộ luật Dân sự (ví dụ: giá vật liệu chính biến động bất thường vượt quá {o_31} % so với thời điểm ký), bên bị ảnh hưởng có quyền đề nghị đàm phán lại phần giá và tiến độ liên quan trong thời hạn hợp lý.</w:t>
       </w:r>
     </w:p>
     <w:p>
@@ -3411,7 +3411,7 @@
                 <w:sz w:val="24"/>
                 <w:szCs w:val="24"/>
               </w:rPr>
-              <w:t xml:space="preserve">{o_33}</w:t>
+              <w:t xml:space="preserve">{o_32}</w:t>
             </w:r>
           </w:p>
         </w:tc>
